--- a/content/docs/cv/detailed_cv/fransimo_detailed_cv.es.docx
+++ b/content/docs/cv/detailed_cv/fransimo_detailed_cv.es.docx
@@ -2,7 +2,7 @@
 <file path=word/document.xml><?xml version="1.0" encoding="utf-8"?>
 <w:document xmlns:w="http://schemas.openxmlformats.org/wordprocessingml/2006/main" xmlns:m="http://schemas.openxmlformats.org/officeDocument/2006/math" xmlns:r="http://schemas.openxmlformats.org/officeDocument/2006/relationships" xmlns:o="urn:schemas-microsoft-com:office:office" xmlns:v="urn:schemas-microsoft-com:vml" xmlns:w10="urn:schemas-microsoft-com:office:word" xmlns:a="http://schemas.openxmlformats.org/drawingml/2006/main" xmlns:pic="http://schemas.openxmlformats.org/drawingml/2006/picture" xmlns:wp="http://schemas.openxmlformats.org/drawingml/2006/wordprocessingDrawing">
   <w:body>
-    <w:bookmarkStart w:id="23" w:name="fran-simó"/>
+    <w:bookmarkStart w:id="12" w:name="fran-simó"/>
     <w:p>
       <w:pPr>
         <w:pStyle w:val="Heading1"/>
@@ -31,7 +31,7 @@
       <w:pPr>
         <w:pStyle w:val="BodyText"/>
       </w:pPr>
-      <w:hyperlink r:id="rId20">
+      <w:hyperlink r:id="rId9">
         <w:r>
           <w:rPr>
             <w:rStyle w:val="Hyperlink"/>
@@ -48,7 +48,7 @@
       <w:r>
         <w:t xml:space="preserve"> </w:t>
       </w:r>
-      <w:hyperlink r:id="rId21">
+      <w:hyperlink r:id="rId10">
         <w:r>
           <w:rPr>
             <w:rStyle w:val="Hyperlink"/>
@@ -65,7 +65,7 @@
       <w:r>
         <w:t xml:space="preserve"> </w:t>
       </w:r>
-      <w:hyperlink r:id="rId22">
+      <w:hyperlink r:id="rId11">
         <w:r>
           <w:rPr>
             <w:rStyle w:val="Hyperlink"/>
@@ -74,8 +74,8 @@
         </w:r>
       </w:hyperlink>
     </w:p>
-    <w:bookmarkEnd w:id="23"/>
-    <w:bookmarkStart w:id="49" w:name="educación"/>
+    <w:bookmarkEnd w:id="12"/>
+    <w:bookmarkStart w:id="38" w:name="educación"/>
     <w:p>
       <w:pPr>
         <w:pStyle w:val="Heading1"/>
@@ -84,7 +84,7 @@
         <w:t xml:space="preserve">Educación</w:t>
       </w:r>
     </w:p>
-    <w:bookmarkStart w:id="24" w:name="formal---ingeniería"/>
+    <w:bookmarkStart w:id="13" w:name="formal---ingeniería"/>
     <w:p>
       <w:pPr>
         <w:pStyle w:val="Heading2"/>
@@ -97,7 +97,6 @@
       <w:tblPr>
         <w:tblStyle w:val="Table"/>
         <w:tblW w:type="auto" w:w="0"/>
-        <w:jc w:val="left"/>
         <w:tblLook w:firstRow="1" w:lastRow="0" w:firstColumn="0" w:lastColumn="0" w:noHBand="0" w:noVBand="0" w:val="0020"/>
       </w:tblPr>
       <w:tblGrid>
@@ -212,21 +211,20 @@
         </w:tc>
       </w:tr>
     </w:tbl>
-    <w:bookmarkEnd w:id="24"/>
-    <w:bookmarkStart w:id="36" w:name="masaje-y-arte"/>
+    <w:bookmarkEnd w:id="13"/>
+    <w:bookmarkStart w:id="25" w:name="terapias-y-arte"/>
     <w:p>
       <w:pPr>
         <w:pStyle w:val="Heading2"/>
       </w:pPr>
       <w:r>
-        <w:t xml:space="preserve">Masaje y Arte</w:t>
+        <w:t xml:space="preserve">Terapias y Arte</w:t>
       </w:r>
     </w:p>
     <w:tbl>
       <w:tblPr>
         <w:tblStyle w:val="Table"/>
         <w:tblW w:type="auto" w:w="0"/>
-        <w:jc w:val="left"/>
         <w:tblLook w:firstRow="1" w:lastRow="0" w:firstColumn="0" w:lastColumn="0" w:noHBand="0" w:noVBand="0" w:val="0020"/>
       </w:tblPr>
       <w:tblGrid>
@@ -288,7 +286,7 @@
             <w:r>
               <w:t xml:space="preserve"> </w:t>
             </w:r>
-            <w:hyperlink r:id="rId25">
+            <w:hyperlink r:id="rId14">
               <w:r>
                 <w:rPr>
                   <w:rStyle w:val="Hyperlink"/>
@@ -325,7 +323,7 @@
             <w:r>
               <w:t xml:space="preserve"> </w:t>
             </w:r>
-            <w:hyperlink r:id="rId26">
+            <w:hyperlink r:id="rId15">
               <w:r>
                 <w:rPr>
                   <w:rStyle w:val="Hyperlink"/>
@@ -356,7 +354,7 @@
               <w:pStyle w:val="Compact"/>
               <w:jc w:val="left"/>
             </w:pPr>
-            <w:hyperlink r:id="rId27">
+            <w:hyperlink r:id="rId16">
               <w:r>
                 <w:rPr>
                   <w:rStyle w:val="Hyperlink"/>
@@ -399,7 +397,7 @@
             <w:r>
               <w:t xml:space="preserve"> </w:t>
             </w:r>
-            <w:hyperlink r:id="rId28">
+            <w:hyperlink r:id="rId17">
               <w:r>
                 <w:rPr>
                   <w:rStyle w:val="Hyperlink"/>
@@ -442,7 +440,7 @@
             <w:r>
               <w:t xml:space="preserve"> </w:t>
             </w:r>
-            <w:hyperlink r:id="rId29">
+            <w:hyperlink r:id="rId18">
               <w:r>
                 <w:rPr>
                   <w:rStyle w:val="Hyperlink"/>
@@ -485,7 +483,7 @@
             <w:r>
               <w:t xml:space="preserve"> </w:t>
             </w:r>
-            <w:hyperlink r:id="rId30">
+            <w:hyperlink r:id="rId19">
               <w:r>
                 <w:rPr>
                   <w:rStyle w:val="Hyperlink"/>
@@ -528,7 +526,7 @@
             <w:r>
               <w:t xml:space="preserve"> </w:t>
             </w:r>
-            <w:hyperlink r:id="rId31">
+            <w:hyperlink r:id="rId20">
               <w:r>
                 <w:rPr>
                   <w:rStyle w:val="Hyperlink"/>
@@ -571,7 +569,7 @@
             <w:r>
               <w:t xml:space="preserve"> </w:t>
             </w:r>
-            <w:hyperlink r:id="rId31">
+            <w:hyperlink r:id="rId20">
               <w:r>
                 <w:rPr>
                   <w:rStyle w:val="Hyperlink"/>
@@ -614,7 +612,7 @@
             <w:r>
               <w:t xml:space="preserve"> </w:t>
             </w:r>
-            <w:hyperlink r:id="rId32">
+            <w:hyperlink r:id="rId21">
               <w:r>
                 <w:rPr>
                   <w:rStyle w:val="Hyperlink"/>
@@ -650,7 +648,7 @@
             <w:r>
               <w:t xml:space="preserve"> </w:t>
             </w:r>
-            <w:hyperlink r:id="rId33">
+            <w:hyperlink r:id="rId22">
               <w:r>
                 <w:rPr>
                   <w:rStyle w:val="Hyperlink"/>
@@ -690,7 +688,7 @@
             <w:r>
               <w:t xml:space="preserve"> </w:t>
             </w:r>
-            <w:hyperlink r:id="rId34">
+            <w:hyperlink r:id="rId23">
               <w:r>
                 <w:rPr>
                   <w:rStyle w:val="Hyperlink"/>
@@ -730,7 +728,7 @@
             <w:r>
               <w:t xml:space="preserve"> </w:t>
             </w:r>
-            <w:hyperlink r:id="rId35">
+            <w:hyperlink r:id="rId24">
               <w:r>
                 <w:rPr>
                   <w:rStyle w:val="Hyperlink"/>
@@ -745,8 +743,8 @@
         </w:tc>
       </w:tr>
     </w:tbl>
-    <w:bookmarkEnd w:id="36"/>
-    <w:bookmarkStart w:id="48" w:name="retiros"/>
+    <w:bookmarkEnd w:id="25"/>
+    <w:bookmarkStart w:id="37" w:name="retiros"/>
     <w:p>
       <w:pPr>
         <w:pStyle w:val="Heading2"/>
@@ -759,7 +757,6 @@
       <w:tblPr>
         <w:tblStyle w:val="Table"/>
         <w:tblW w:type="auto" w:w="0"/>
-        <w:jc w:val="left"/>
         <w:tblLook w:firstRow="1" w:lastRow="0" w:firstColumn="0" w:lastColumn="0" w:noHBand="0" w:noVBand="0" w:val="0020"/>
       </w:tblPr>
       <w:tblGrid>
@@ -821,7 +818,7 @@
             <w:r>
               <w:t xml:space="preserve"> </w:t>
             </w:r>
-            <w:hyperlink r:id="rId37">
+            <w:hyperlink r:id="rId26">
               <w:r>
                 <w:rPr>
                   <w:rStyle w:val="Hyperlink"/>
@@ -858,7 +855,7 @@
             <w:r>
               <w:t xml:space="preserve"> </w:t>
             </w:r>
-            <w:hyperlink r:id="rId38">
+            <w:hyperlink r:id="rId27">
               <w:r>
                 <w:rPr>
                   <w:rStyle w:val="Hyperlink"/>
@@ -888,7 +885,7 @@
             <w:r>
               <w:t xml:space="preserve">Men Discovering their Inner Space and Life Purpose.Krishnananda (Learning Love Institute</w:t>
             </w:r>
-            <w:hyperlink r:id="rId39">
+            <w:hyperlink r:id="rId28">
               <w:r>
                 <w:rPr>
                   <w:rStyle w:val="Hyperlink"/>
@@ -905,7 +902,7 @@
             <w:r>
               <w:t xml:space="preserve"> </w:t>
             </w:r>
-            <w:hyperlink r:id="rId40">
+            <w:hyperlink r:id="rId29">
               <w:r>
                 <w:rPr>
                   <w:rStyle w:val="Hyperlink"/>
@@ -938,7 +935,7 @@
             <w:r>
               <w:t xml:space="preserve"> </w:t>
             </w:r>
-            <w:hyperlink r:id="rId41">
+            <w:hyperlink r:id="rId30">
               <w:r>
                 <w:rPr>
                   <w:rStyle w:val="Hyperlink"/>
@@ -971,7 +968,7 @@
             <w:r>
               <w:t xml:space="preserve"> </w:t>
             </w:r>
-            <w:hyperlink r:id="rId42">
+            <w:hyperlink r:id="rId31">
               <w:r>
                 <w:rPr>
                   <w:rStyle w:val="Hyperlink"/>
@@ -1008,7 +1005,7 @@
             <w:r>
               <w:t xml:space="preserve"> </w:t>
             </w:r>
-            <w:hyperlink r:id="rId37">
+            <w:hyperlink r:id="rId26">
               <w:r>
                 <w:rPr>
                   <w:rStyle w:val="Hyperlink"/>
@@ -1067,7 +1064,7 @@
             <w:r>
               <w:t xml:space="preserve"> </w:t>
             </w:r>
-            <w:hyperlink r:id="rId42">
+            <w:hyperlink r:id="rId31">
               <w:r>
                 <w:rPr>
                   <w:rStyle w:val="Hyperlink"/>
@@ -1100,7 +1097,7 @@
             <w:r>
               <w:t xml:space="preserve"> </w:t>
             </w:r>
-            <w:hyperlink r:id="rId43">
+            <w:hyperlink r:id="rId32">
               <w:r>
                 <w:rPr>
                   <w:rStyle w:val="Hyperlink"/>
@@ -1159,7 +1156,7 @@
             <w:r>
               <w:t xml:space="preserve"> </w:t>
             </w:r>
-            <w:hyperlink r:id="rId26">
+            <w:hyperlink r:id="rId15">
               <w:r>
                 <w:rPr>
                   <w:rStyle w:val="Hyperlink"/>
@@ -1222,7 +1219,7 @@
             <w:r>
               <w:t xml:space="preserve"> </w:t>
             </w:r>
-            <w:hyperlink r:id="rId26">
+            <w:hyperlink r:id="rId15">
               <w:r>
                 <w:rPr>
                   <w:rStyle w:val="Hyperlink"/>
@@ -1259,7 +1256,7 @@
             <w:r>
               <w:t xml:space="preserve"> </w:t>
             </w:r>
-            <w:hyperlink r:id="rId44">
+            <w:hyperlink r:id="rId33">
               <w:r>
                 <w:rPr>
                   <w:rStyle w:val="Hyperlink"/>
@@ -1292,7 +1289,7 @@
             <w:r>
               <w:t xml:space="preserve"> </w:t>
             </w:r>
-            <w:hyperlink r:id="rId45">
+            <w:hyperlink r:id="rId34">
               <w:r>
                 <w:rPr>
                   <w:rStyle w:val="Hyperlink"/>
@@ -1329,7 +1326,7 @@
             <w:r>
               <w:t xml:space="preserve"> </w:t>
             </w:r>
-            <w:hyperlink r:id="rId46">
+            <w:hyperlink r:id="rId35">
               <w:r>
                 <w:rPr>
                   <w:rStyle w:val="Hyperlink"/>
@@ -1359,7 +1356,7 @@
             <w:r>
               <w:t xml:space="preserve">Sanar nuestra sexualidad. Encuentro Íntimo. Masaje Tántrico. Sonia (Kala) Sellés</w:t>
             </w:r>
-            <w:hyperlink r:id="rId47">
+            <w:hyperlink r:id="rId36">
               <w:r>
                 <w:rPr>
                   <w:rStyle w:val="Hyperlink"/>
@@ -1395,7 +1392,7 @@
             <w:r>
               <w:t xml:space="preserve">Encarnación de Shakti. Encarnando a Shiva. Amor Auténtico. Éxtasis Energético. Introducción al masaje tántrico. Tantra para Solteros. Femenino Masculino. Adrià Tebé</w:t>
             </w:r>
-            <w:hyperlink r:id="rId45">
+            <w:hyperlink r:id="rId34">
               <w:r>
                 <w:rPr>
                   <w:rStyle w:val="Hyperlink"/>
@@ -1407,9 +1404,9 @@
         </w:tc>
       </w:tr>
     </w:tbl>
-    <w:bookmarkEnd w:id="48"/>
-    <w:bookmarkEnd w:id="49"/>
-    <w:bookmarkStart w:id="62" w:name="exposiciones-colectivas"/>
+    <w:bookmarkEnd w:id="37"/>
+    <w:bookmarkEnd w:id="38"/>
+    <w:bookmarkStart w:id="51" w:name="exposiciones-colectivas"/>
     <w:p>
       <w:pPr>
         <w:pStyle w:val="Heading1"/>
@@ -1422,7 +1419,6 @@
       <w:tblPr>
         <w:tblStyle w:val="Table"/>
         <w:tblW w:type="auto" w:w="0"/>
-        <w:jc w:val="left"/>
         <w:tblLook w:firstRow="1" w:lastRow="0" w:firstColumn="0" w:lastColumn="0" w:noHBand="0" w:noVBand="0" w:val="0020"/>
       </w:tblPr>
       <w:tblGrid>
@@ -1478,246 +1474,246 @@
               <w:pStyle w:val="Compact"/>
               <w:jc w:val="left"/>
             </w:pPr>
+            <w:hyperlink r:id="rId39">
+              <w:r>
+                <w:rPr>
+                  <w:rStyle w:val="Hyperlink"/>
+                </w:rPr>
+                <w:t xml:space="preserve">Soñé con un ser humano</w:t>
+              </w:r>
+            </w:hyperlink>
+            <w:r>
+              <w:t xml:space="preserve"> </w:t>
+            </w:r>
+            <w:r>
+              <w:t xml:space="preserve">en "BIO-ECO-ARTE DIGITAL, NUEVAS CORRIENTES" Como parte de</w:t>
+            </w:r>
+            <w:r>
+              <w:t xml:space="preserve"> </w:t>
+            </w:r>
+            <w:hyperlink r:id="rId40">
+              <w:r>
+                <w:rPr>
+                  <w:rStyle w:val="Hyperlink"/>
+                </w:rPr>
+                <w:t xml:space="preserve">ppt OPEN ART FESTIVAL 2022</w:t>
+              </w:r>
+            </w:hyperlink>
+            <w:r>
+              <w:t xml:space="preserve">, Alicante, España</w:t>
+            </w:r>
+          </w:p>
+        </w:tc>
+      </w:tr>
+      <w:tr>
+        <w:tc>
+          <w:tcPr/>
+          <w:p>
+            <w:pPr>
+              <w:pStyle w:val="Compact"/>
+              <w:jc w:val="left"/>
+            </w:pPr>
+            <w:r>
+              <w:t xml:space="preserve">2021</w:t>
+            </w:r>
+          </w:p>
+        </w:tc>
+        <w:tc>
+          <w:tcPr/>
+          <w:p>
+            <w:pPr>
+              <w:pStyle w:val="Compact"/>
+              <w:jc w:val="left"/>
+            </w:pPr>
+            <w:hyperlink r:id="rId41">
+              <w:r>
+                <w:rPr>
+                  <w:rStyle w:val="Hyperlink"/>
+                </w:rPr>
+                <w:t xml:space="preserve">#Selfie_v2</w:t>
+              </w:r>
+            </w:hyperlink>
+            <w:r>
+              <w:t xml:space="preserve"> </w:t>
+            </w:r>
+            <w:r>
+              <w:t xml:space="preserve">en</w:t>
+            </w:r>
+            <w:r>
+              <w:t xml:space="preserve"> </w:t>
+            </w:r>
+            <w:hyperlink r:id="rId42">
+              <w:r>
+                <w:rPr>
+                  <w:rStyle w:val="Hyperlink"/>
+                </w:rPr>
+                <w:t xml:space="preserve">"La masacre del cuerpo"</w:t>
+              </w:r>
+            </w:hyperlink>
+            <w:r>
+              <w:t xml:space="preserve">,</w:t>
+            </w:r>
+            <w:r>
+              <w:t xml:space="preserve"> </w:t>
+            </w:r>
+            <w:hyperlink r:id="rId43">
+              <w:r>
+                <w:rPr>
+                  <w:rStyle w:val="Hyperlink"/>
+                </w:rPr>
+                <w:t xml:space="preserve">Fundación ideoGrama</w:t>
+              </w:r>
+            </w:hyperlink>
+            <w:r>
+              <w:t xml:space="preserve">, Barcelona, España. Parte de</w:t>
+            </w:r>
+            <w:r>
+              <w:t xml:space="preserve"> </w:t>
+            </w:r>
+            <w:hyperlink r:id="rId44">
+              <w:r>
+                <w:rPr>
+                  <w:rStyle w:val="Hyperlink"/>
+                </w:rPr>
+                <w:t xml:space="preserve">City Screen 2021</w:t>
+              </w:r>
+            </w:hyperlink>
+            <w:r>
+              <w:t xml:space="preserve"> </w:t>
+            </w:r>
+            <w:r>
+              <w:t xml:space="preserve">en el</w:t>
+            </w:r>
+            <w:r>
+              <w:t xml:space="preserve"> </w:t>
+            </w:r>
+            <w:hyperlink r:id="rId45">
+              <w:r>
+                <w:rPr>
+                  <w:rStyle w:val="Hyperlink"/>
+                </w:rPr>
+                <w:t xml:space="preserve">Festival Loop Barcelona</w:t>
+              </w:r>
+            </w:hyperlink>
+            <w:r>
+              <w:t xml:space="preserve">.</w:t>
+            </w:r>
+          </w:p>
+        </w:tc>
+      </w:tr>
+      <w:tr>
+        <w:tc>
+          <w:tcPr/>
+          <w:p>
+            <w:pPr>
+              <w:pStyle w:val="Compact"/>
+              <w:jc w:val="left"/>
+            </w:pPr>
+            <w:r>
+              <w:t xml:space="preserve">2019</w:t>
+            </w:r>
+          </w:p>
+        </w:tc>
+        <w:tc>
+          <w:tcPr/>
+          <w:p>
+            <w:pPr>
+              <w:pStyle w:val="Compact"/>
+              <w:jc w:val="left"/>
+            </w:pPr>
+            <w:hyperlink r:id="rId46">
+              <w:r>
+                <w:rPr>
+                  <w:rStyle w:val="Hyperlink"/>
+                </w:rPr>
+                <w:t xml:space="preserve">Carpeta Compartida</w:t>
+              </w:r>
+            </w:hyperlink>
+            <w:r>
+              <w:t xml:space="preserve"> </w:t>
+            </w:r>
+            <w:r>
+              <w:t xml:space="preserve">y</w:t>
+            </w:r>
+            <w:r>
+              <w:t xml:space="preserve"> </w:t>
+            </w:r>
+            <w:hyperlink r:id="rId47">
+              <w:r>
+                <w:rPr>
+                  <w:rStyle w:val="Hyperlink"/>
+                </w:rPr>
+                <w:t xml:space="preserve">Código</w:t>
+              </w:r>
+            </w:hyperlink>
+            <w:r>
+              <w:t xml:space="preserve"> </w:t>
+            </w:r>
+            <w:r>
+              <w:t xml:space="preserve">en</w:t>
+            </w:r>
+            <w:r>
+              <w:t xml:space="preserve"> </w:t>
+            </w:r>
+            <w:hyperlink r:id="rId48">
+              <w:r>
+                <w:rPr>
+                  <w:rStyle w:val="Hyperlink"/>
+                </w:rPr>
+                <w:t xml:space="preserve">function("inocencia", 2019)</w:t>
+              </w:r>
+            </w:hyperlink>
+            <w:r>
+              <w:t xml:space="preserve"> </w:t>
+            </w:r>
+            <w:r>
+              <w:t xml:space="preserve">festival de arte digital y electrónico de Mallorca, Centre Cultural Casa Planas, Palma, España.</w:t>
+            </w:r>
+          </w:p>
+        </w:tc>
+      </w:tr>
+      <w:tr>
+        <w:tc>
+          <w:tcPr/>
+          <w:p>
+            <w:pPr>
+              <w:pStyle w:val="Compact"/>
+              <w:jc w:val="left"/>
+            </w:pPr>
+            <w:r>
+              <w:t xml:space="preserve">2017</w:t>
+            </w:r>
+          </w:p>
+        </w:tc>
+        <w:tc>
+          <w:tcPr/>
+          <w:p>
+            <w:pPr>
+              <w:pStyle w:val="Compact"/>
+              <w:jc w:val="left"/>
+            </w:pPr>
+            <w:hyperlink r:id="rId49">
+              <w:r>
+                <w:rPr>
+                  <w:rStyle w:val="Hyperlink"/>
+                </w:rPr>
+                <w:t xml:space="preserve">S'Arenal Summertime</w:t>
+              </w:r>
+            </w:hyperlink>
+            <w:r>
+              <w:t xml:space="preserve"> </w:t>
+            </w:r>
+            <w:r>
+              <w:t xml:space="preserve">en</w:t>
+            </w:r>
+            <w:r>
+              <w:t xml:space="preserve"> </w:t>
+            </w:r>
             <w:hyperlink r:id="rId50">
               <w:r>
                 <w:rPr>
                   <w:rStyle w:val="Hyperlink"/>
                 </w:rPr>
-                <w:t xml:space="preserve">Soñé con un ser humano</w:t>
-              </w:r>
-            </w:hyperlink>
-            <w:r>
-              <w:t xml:space="preserve"> </w:t>
-            </w:r>
-            <w:r>
-              <w:t xml:space="preserve">en "BIO-ECO-ARTE DIGITAL, NUEVAS CORRIENTES" Como parte de</w:t>
-            </w:r>
-            <w:r>
-              <w:t xml:space="preserve"> </w:t>
-            </w:r>
-            <w:hyperlink r:id="rId51">
-              <w:r>
-                <w:rPr>
-                  <w:rStyle w:val="Hyperlink"/>
-                </w:rPr>
-                <w:t xml:space="preserve">ppt OPEN ART FESTIVAL 2022</w:t>
-              </w:r>
-            </w:hyperlink>
-            <w:r>
-              <w:t xml:space="preserve">, Alicante, España</w:t>
-            </w:r>
-          </w:p>
-        </w:tc>
-      </w:tr>
-      <w:tr>
-        <w:tc>
-          <w:tcPr/>
-          <w:p>
-            <w:pPr>
-              <w:pStyle w:val="Compact"/>
-              <w:jc w:val="left"/>
-            </w:pPr>
-            <w:r>
-              <w:t xml:space="preserve">2021</w:t>
-            </w:r>
-          </w:p>
-        </w:tc>
-        <w:tc>
-          <w:tcPr/>
-          <w:p>
-            <w:pPr>
-              <w:pStyle w:val="Compact"/>
-              <w:jc w:val="left"/>
-            </w:pPr>
-            <w:hyperlink r:id="rId52">
-              <w:r>
-                <w:rPr>
-                  <w:rStyle w:val="Hyperlink"/>
-                </w:rPr>
-                <w:t xml:space="preserve">#Selfie_v2</w:t>
-              </w:r>
-            </w:hyperlink>
-            <w:r>
-              <w:t xml:space="preserve"> </w:t>
-            </w:r>
-            <w:r>
-              <w:t xml:space="preserve">en</w:t>
-            </w:r>
-            <w:r>
-              <w:t xml:space="preserve"> </w:t>
-            </w:r>
-            <w:hyperlink r:id="rId53">
-              <w:r>
-                <w:rPr>
-                  <w:rStyle w:val="Hyperlink"/>
-                </w:rPr>
-                <w:t xml:space="preserve">"La masacre del cuerpo"</w:t>
-              </w:r>
-            </w:hyperlink>
-            <w:r>
-              <w:t xml:space="preserve">,</w:t>
-            </w:r>
-            <w:r>
-              <w:t xml:space="preserve"> </w:t>
-            </w:r>
-            <w:hyperlink r:id="rId54">
-              <w:r>
-                <w:rPr>
-                  <w:rStyle w:val="Hyperlink"/>
-                </w:rPr>
-                <w:t xml:space="preserve">Fundación ideoGrama</w:t>
-              </w:r>
-            </w:hyperlink>
-            <w:r>
-              <w:t xml:space="preserve">, Barcelona, España. Parte de</w:t>
-            </w:r>
-            <w:r>
-              <w:t xml:space="preserve"> </w:t>
-            </w:r>
-            <w:hyperlink r:id="rId55">
-              <w:r>
-                <w:rPr>
-                  <w:rStyle w:val="Hyperlink"/>
-                </w:rPr>
-                <w:t xml:space="preserve">City Screen 2021</w:t>
-              </w:r>
-            </w:hyperlink>
-            <w:r>
-              <w:t xml:space="preserve"> </w:t>
-            </w:r>
-            <w:r>
-              <w:t xml:space="preserve">en el</w:t>
-            </w:r>
-            <w:r>
-              <w:t xml:space="preserve"> </w:t>
-            </w:r>
-            <w:hyperlink r:id="rId56">
-              <w:r>
-                <w:rPr>
-                  <w:rStyle w:val="Hyperlink"/>
-                </w:rPr>
-                <w:t xml:space="preserve">Festival Loop Barcelona</w:t>
-              </w:r>
-            </w:hyperlink>
-            <w:r>
-              <w:t xml:space="preserve">.</w:t>
-            </w:r>
-          </w:p>
-        </w:tc>
-      </w:tr>
-      <w:tr>
-        <w:tc>
-          <w:tcPr/>
-          <w:p>
-            <w:pPr>
-              <w:pStyle w:val="Compact"/>
-              <w:jc w:val="left"/>
-            </w:pPr>
-            <w:r>
-              <w:t xml:space="preserve">2019</w:t>
-            </w:r>
-          </w:p>
-        </w:tc>
-        <w:tc>
-          <w:tcPr/>
-          <w:p>
-            <w:pPr>
-              <w:pStyle w:val="Compact"/>
-              <w:jc w:val="left"/>
-            </w:pPr>
-            <w:hyperlink r:id="rId57">
-              <w:r>
-                <w:rPr>
-                  <w:rStyle w:val="Hyperlink"/>
-                </w:rPr>
-                <w:t xml:space="preserve">Carpeta Compartida</w:t>
-              </w:r>
-            </w:hyperlink>
-            <w:r>
-              <w:t xml:space="preserve"> </w:t>
-            </w:r>
-            <w:r>
-              <w:t xml:space="preserve">y</w:t>
-            </w:r>
-            <w:r>
-              <w:t xml:space="preserve"> </w:t>
-            </w:r>
-            <w:hyperlink r:id="rId58">
-              <w:r>
-                <w:rPr>
-                  <w:rStyle w:val="Hyperlink"/>
-                </w:rPr>
-                <w:t xml:space="preserve">Código</w:t>
-              </w:r>
-            </w:hyperlink>
-            <w:r>
-              <w:t xml:space="preserve"> </w:t>
-            </w:r>
-            <w:r>
-              <w:t xml:space="preserve">en</w:t>
-            </w:r>
-            <w:r>
-              <w:t xml:space="preserve"> </w:t>
-            </w:r>
-            <w:hyperlink r:id="rId59">
-              <w:r>
-                <w:rPr>
-                  <w:rStyle w:val="Hyperlink"/>
-                </w:rPr>
-                <w:t xml:space="preserve">function("inocencia", 2019)</w:t>
-              </w:r>
-            </w:hyperlink>
-            <w:r>
-              <w:t xml:space="preserve"> </w:t>
-            </w:r>
-            <w:r>
-              <w:t xml:space="preserve">festival de arte digital y electrónico de Mallorca, Centre Cultural Casa Planas, Palma, España.</w:t>
-            </w:r>
-          </w:p>
-        </w:tc>
-      </w:tr>
-      <w:tr>
-        <w:tc>
-          <w:tcPr/>
-          <w:p>
-            <w:pPr>
-              <w:pStyle w:val="Compact"/>
-              <w:jc w:val="left"/>
-            </w:pPr>
-            <w:r>
-              <w:t xml:space="preserve">2017</w:t>
-            </w:r>
-          </w:p>
-        </w:tc>
-        <w:tc>
-          <w:tcPr/>
-          <w:p>
-            <w:pPr>
-              <w:pStyle w:val="Compact"/>
-              <w:jc w:val="left"/>
-            </w:pPr>
-            <w:hyperlink r:id="rId60">
-              <w:r>
-                <w:rPr>
-                  <w:rStyle w:val="Hyperlink"/>
-                </w:rPr>
-                <w:t xml:space="preserve">S'Arenal Summertime</w:t>
-              </w:r>
-            </w:hyperlink>
-            <w:r>
-              <w:t xml:space="preserve"> </w:t>
-            </w:r>
-            <w:r>
-              <w:t xml:space="preserve">en</w:t>
-            </w:r>
-            <w:r>
-              <w:t xml:space="preserve"> </w:t>
-            </w:r>
-            <w:hyperlink r:id="rId61">
-              <w:r>
-                <w:rPr>
-                  <w:rStyle w:val="Hyperlink"/>
-                </w:rPr>
                 <w:t xml:space="preserve">Ciutat de Vacances</w:t>
               </w:r>
             </w:hyperlink>
@@ -2170,8 +2166,8 @@
         </w:tc>
       </w:tr>
     </w:tbl>
-    <w:bookmarkEnd w:id="62"/>
-    <w:bookmarkStart w:id="80" w:name="libros"/>
+    <w:bookmarkEnd w:id="51"/>
+    <w:bookmarkStart w:id="69" w:name="libros"/>
     <w:p>
       <w:pPr>
         <w:pStyle w:val="Heading1"/>
@@ -2209,7 +2205,7 @@
       <w:r>
         <w:t xml:space="preserve"> </w:t>
       </w:r>
-      <w:hyperlink r:id="rId63">
+      <w:hyperlink r:id="rId52">
         <w:r>
           <w:rPr>
             <w:rStyle w:val="Hyperlink"/>
@@ -2239,7 +2235,7 @@
       <w:r>
         <w:t xml:space="preserve"> </w:t>
       </w:r>
-      <w:hyperlink r:id="rId64">
+      <w:hyperlink r:id="rId53">
         <w:r>
           <w:rPr>
             <w:rStyle w:val="Hyperlink"/>
@@ -2269,7 +2265,7 @@
       <w:r>
         <w:t xml:space="preserve"> </w:t>
       </w:r>
-      <w:hyperlink r:id="rId65">
+      <w:hyperlink r:id="rId54">
         <w:r>
           <w:rPr>
             <w:rStyle w:val="Hyperlink"/>
@@ -2278,7 +2274,7 @@
         </w:r>
       </w:hyperlink>
       <w:r>
-        <w:t xml:space="preserve">8415691679\.</w:t>
+        <w:t xml:space="preserve">8415691679.</w:t>
       </w:r>
     </w:p>
     <w:p>
@@ -2305,7 +2301,7 @@
       <w:r>
         <w:t xml:space="preserve"> </w:t>
       </w:r>
-      <w:hyperlink r:id="rId66">
+      <w:hyperlink r:id="rId55">
         <w:r>
           <w:rPr>
             <w:rStyle w:val="Hyperlink"/>
@@ -2314,10 +2310,10 @@
         </w:r>
       </w:hyperlink>
       <w:r>
-        <w:t xml:space="preserve">0847840793\.</w:t>
-      </w:r>
-    </w:p>
-    <w:bookmarkStart w:id="79" w:name="libros-autopublicados"/>
+        <w:t xml:space="preserve">0847840793.</w:t>
+      </w:r>
+    </w:p>
+    <w:bookmarkStart w:id="68" w:name="libros-autopublicados"/>
     <w:p>
       <w:pPr>
         <w:pStyle w:val="Heading2"/>
@@ -2330,7 +2326,6 @@
       <w:tblPr>
         <w:tblStyle w:val="Table"/>
         <w:tblW w:type="auto" w:w="0"/>
-        <w:jc w:val="left"/>
         <w:tblLook w:firstRow="1" w:lastRow="0" w:firstColumn="0" w:lastColumn="0" w:noHBand="0" w:noVBand="0" w:val="0020"/>
       </w:tblPr>
       <w:tblGrid>
@@ -2392,418 +2387,418 @@
             <w:r>
               <w:t xml:space="preserve"> </w:t>
             </w:r>
+            <w:hyperlink r:id="rId56">
+              <w:r>
+                <w:rPr>
+                  <w:rStyle w:val="Hyperlink"/>
+                </w:rPr>
+                <w:t xml:space="preserve">Susurros</w:t>
+              </w:r>
+            </w:hyperlink>
+          </w:p>
+        </w:tc>
+      </w:tr>
+      <w:tr>
+        <w:tc>
+          <w:tcPr/>
+          <w:p>
+            <w:pPr>
+              <w:pStyle w:val="Compact"/>
+              <w:jc w:val="left"/>
+            </w:pPr>
+            <w:r>
+              <w:t xml:space="preserve">2019</w:t>
+            </w:r>
+          </w:p>
+        </w:tc>
+        <w:tc>
+          <w:tcPr/>
+          <w:p>
+            <w:pPr>
+              <w:pStyle w:val="Compact"/>
+              <w:jc w:val="left"/>
+            </w:pPr>
+            <w:r>
+              <w:t xml:space="preserve">Libro:</w:t>
+            </w:r>
+            <w:r>
+              <w:t xml:space="preserve"> </w:t>
+            </w:r>
+            <w:hyperlink r:id="rId57">
+              <w:r>
+                <w:rPr>
+                  <w:rStyle w:val="Hyperlink"/>
+                </w:rPr>
+                <w:t xml:space="preserve">CODE by R. Mutt</w:t>
+              </w:r>
+            </w:hyperlink>
+          </w:p>
+        </w:tc>
+      </w:tr>
+      <w:tr>
+        <w:tc>
+          <w:tcPr/>
+          <w:p>
+            <w:pPr>
+              <w:pStyle w:val="Compact"/>
+              <w:jc w:val="left"/>
+            </w:pPr>
+            <w:r>
+              <w:t xml:space="preserve">2017</w:t>
+            </w:r>
+          </w:p>
+        </w:tc>
+        <w:tc>
+          <w:tcPr/>
+          <w:p>
+            <w:pPr>
+              <w:pStyle w:val="Compact"/>
+              <w:jc w:val="left"/>
+            </w:pPr>
+            <w:r>
+              <w:t xml:space="preserve">Libro:</w:t>
+            </w:r>
+            <w:r>
+              <w:t xml:space="preserve"> </w:t>
+            </w:r>
+            <w:hyperlink r:id="rId58">
+              <w:r>
+                <w:rPr>
+                  <w:rStyle w:val="Hyperlink"/>
+                </w:rPr>
+                <w:t xml:space="preserve">Passengers Vol. III</w:t>
+              </w:r>
+            </w:hyperlink>
+          </w:p>
+        </w:tc>
+      </w:tr>
+      <w:tr>
+        <w:tc>
+          <w:tcPr/>
+          <w:p>
+            <w:pPr>
+              <w:pStyle w:val="Compact"/>
+              <w:jc w:val="left"/>
+            </w:pPr>
+            <w:r>
+              <w:t xml:space="preserve">2017</w:t>
+            </w:r>
+          </w:p>
+        </w:tc>
+        <w:tc>
+          <w:tcPr/>
+          <w:p>
+            <w:pPr>
+              <w:pStyle w:val="Compact"/>
+              <w:jc w:val="left"/>
+            </w:pPr>
+            <w:r>
+              <w:t xml:space="preserve">Libro de artista:</w:t>
+            </w:r>
+            <w:r>
+              <w:t xml:space="preserve"> </w:t>
+            </w:r>
+            <w:hyperlink r:id="rId59">
+              <w:r>
+                <w:rPr>
+                  <w:rStyle w:val="Hyperlink"/>
+                </w:rPr>
+                <w:t xml:space="preserve">Heaven</w:t>
+              </w:r>
+            </w:hyperlink>
+          </w:p>
+        </w:tc>
+      </w:tr>
+      <w:tr>
+        <w:tc>
+          <w:tcPr/>
+          <w:p>
+            <w:pPr>
+              <w:pStyle w:val="Compact"/>
+              <w:jc w:val="left"/>
+            </w:pPr>
+            <w:r>
+              <w:t xml:space="preserve">2017</w:t>
+            </w:r>
+          </w:p>
+        </w:tc>
+        <w:tc>
+          <w:tcPr/>
+          <w:p>
+            <w:pPr>
+              <w:pStyle w:val="Compact"/>
+              <w:jc w:val="left"/>
+            </w:pPr>
+            <w:r>
+              <w:t xml:space="preserve">Revista:</w:t>
+            </w:r>
+            <w:r>
+              <w:t xml:space="preserve"> </w:t>
+            </w:r>
+            <w:hyperlink r:id="rId60">
+              <w:r>
+                <w:rPr>
+                  <w:rStyle w:val="Hyperlink"/>
+                </w:rPr>
+                <w:t xml:space="preserve">S’Arenal Summertime 2016</w:t>
+              </w:r>
+            </w:hyperlink>
+          </w:p>
+        </w:tc>
+      </w:tr>
+      <w:tr>
+        <w:tc>
+          <w:tcPr/>
+          <w:p>
+            <w:pPr>
+              <w:pStyle w:val="Compact"/>
+              <w:jc w:val="left"/>
+            </w:pPr>
+            <w:r>
+              <w:t xml:space="preserve">2016</w:t>
+            </w:r>
+          </w:p>
+        </w:tc>
+        <w:tc>
+          <w:tcPr/>
+          <w:p>
+            <w:pPr>
+              <w:pStyle w:val="Compact"/>
+              <w:jc w:val="left"/>
+            </w:pPr>
+            <w:r>
+              <w:t xml:space="preserve">Libro de artista:</w:t>
+            </w:r>
+            <w:r>
+              <w:t xml:space="preserve"> </w:t>
+            </w:r>
+            <w:hyperlink r:id="rId61">
+              <w:r>
+                <w:rPr>
+                  <w:rStyle w:val="Hyperlink"/>
+                </w:rPr>
+                <w:t xml:space="preserve">Shared Folder (Red box)</w:t>
+              </w:r>
+            </w:hyperlink>
+          </w:p>
+        </w:tc>
+      </w:tr>
+      <w:tr>
+        <w:tc>
+          <w:tcPr/>
+          <w:p>
+            <w:pPr>
+              <w:pStyle w:val="Compact"/>
+              <w:jc w:val="left"/>
+            </w:pPr>
+            <w:r>
+              <w:t xml:space="preserve">2014</w:t>
+            </w:r>
+          </w:p>
+        </w:tc>
+        <w:tc>
+          <w:tcPr/>
+          <w:p>
+            <w:pPr>
+              <w:pStyle w:val="Compact"/>
+              <w:jc w:val="left"/>
+            </w:pPr>
+            <w:r>
+              <w:t xml:space="preserve">Fanzine:</w:t>
+            </w:r>
+            <w:r>
+              <w:t xml:space="preserve"> </w:t>
+            </w:r>
+            <w:hyperlink r:id="rId62">
+              <w:r>
+                <w:rPr>
+                  <w:rStyle w:val="Hyperlink"/>
+                </w:rPr>
+                <w:t xml:space="preserve">22.2</w:t>
+              </w:r>
+            </w:hyperlink>
+          </w:p>
+        </w:tc>
+      </w:tr>
+      <w:tr>
+        <w:tc>
+          <w:tcPr/>
+          <w:p>
+            <w:pPr>
+              <w:pStyle w:val="Compact"/>
+              <w:jc w:val="left"/>
+            </w:pPr>
+            <w:r>
+              <w:t xml:space="preserve">2013</w:t>
+            </w:r>
+          </w:p>
+        </w:tc>
+        <w:tc>
+          <w:tcPr/>
+          <w:p>
+            <w:pPr>
+              <w:pStyle w:val="Compact"/>
+              <w:jc w:val="left"/>
+            </w:pPr>
+            <w:r>
+              <w:t xml:space="preserve">Serie de libros:</w:t>
+            </w:r>
+            <w:r>
+              <w:t xml:space="preserve"> </w:t>
+            </w:r>
+            <w:hyperlink r:id="rId63">
+              <w:r>
+                <w:rPr>
+                  <w:rStyle w:val="Hyperlink"/>
+                </w:rPr>
+                <w:t xml:space="preserve">Traces - 2013.12.07 - Barcelona</w:t>
+              </w:r>
+            </w:hyperlink>
+          </w:p>
+        </w:tc>
+      </w:tr>
+      <w:tr>
+        <w:tc>
+          <w:tcPr/>
+          <w:p>
+            <w:pPr>
+              <w:pStyle w:val="Compact"/>
+              <w:jc w:val="left"/>
+            </w:pPr>
+            <w:r>
+              <w:t xml:space="preserve">2012</w:t>
+            </w:r>
+          </w:p>
+        </w:tc>
+        <w:tc>
+          <w:tcPr/>
+          <w:p>
+            <w:pPr>
+              <w:pStyle w:val="Compact"/>
+              <w:jc w:val="left"/>
+            </w:pPr>
+            <w:r>
+              <w:t xml:space="preserve">Libro:</w:t>
+            </w:r>
+            <w:r>
+              <w:t xml:space="preserve"> </w:t>
+            </w:r>
+            <w:hyperlink r:id="rId64">
+              <w:r>
+                <w:rPr>
+                  <w:rStyle w:val="Hyperlink"/>
+                </w:rPr>
+                <w:t xml:space="preserve">Passengers 2012</w:t>
+              </w:r>
+            </w:hyperlink>
+          </w:p>
+        </w:tc>
+      </w:tr>
+      <w:tr>
+        <w:tc>
+          <w:tcPr/>
+          <w:p>
+            <w:pPr>
+              <w:pStyle w:val="Compact"/>
+              <w:jc w:val="left"/>
+            </w:pPr>
+            <w:r>
+              <w:t xml:space="preserve">2011</w:t>
+            </w:r>
+          </w:p>
+        </w:tc>
+        <w:tc>
+          <w:tcPr/>
+          <w:p>
+            <w:pPr>
+              <w:pStyle w:val="Compact"/>
+              <w:jc w:val="left"/>
+            </w:pPr>
+            <w:r>
+              <w:t xml:space="preserve">Libro:</w:t>
+            </w:r>
+            <w:r>
+              <w:t xml:space="preserve"> </w:t>
+            </w:r>
+            <w:hyperlink r:id="rId65">
+              <w:r>
+                <w:rPr>
+                  <w:rStyle w:val="Hyperlink"/>
+                </w:rPr>
+                <w:t xml:space="preserve">Passengers</w:t>
+              </w:r>
+            </w:hyperlink>
+          </w:p>
+        </w:tc>
+      </w:tr>
+      <w:tr>
+        <w:tc>
+          <w:tcPr/>
+          <w:p>
+            <w:pPr>
+              <w:pStyle w:val="Compact"/>
+              <w:jc w:val="left"/>
+            </w:pPr>
+            <w:r>
+              <w:t xml:space="preserve">2011</w:t>
+            </w:r>
+          </w:p>
+        </w:tc>
+        <w:tc>
+          <w:tcPr/>
+          <w:p>
+            <w:pPr>
+              <w:pStyle w:val="Compact"/>
+              <w:jc w:val="left"/>
+            </w:pPr>
+            <w:r>
+              <w:t xml:space="preserve">Libro:</w:t>
+            </w:r>
+            <w:r>
+              <w:t xml:space="preserve"> </w:t>
+            </w:r>
+            <w:hyperlink r:id="rId66">
+              <w:r>
+                <w:rPr>
+                  <w:rStyle w:val="Hyperlink"/>
+                </w:rPr>
+                <w:t xml:space="preserve">Arrinconado</w:t>
+              </w:r>
+            </w:hyperlink>
+          </w:p>
+        </w:tc>
+      </w:tr>
+      <w:tr>
+        <w:tc>
+          <w:tcPr/>
+          <w:p>
+            <w:pPr>
+              <w:pStyle w:val="Compact"/>
+              <w:jc w:val="left"/>
+            </w:pPr>
+            <w:r>
+              <w:t xml:space="preserve">2009</w:t>
+            </w:r>
+          </w:p>
+        </w:tc>
+        <w:tc>
+          <w:tcPr/>
+          <w:p>
+            <w:pPr>
+              <w:pStyle w:val="Compact"/>
+              <w:jc w:val="left"/>
+            </w:pPr>
+            <w:r>
+              <w:t xml:space="preserve">Libro de artista e instalación site-specific:</w:t>
+            </w:r>
+            <w:r>
+              <w:t xml:space="preserve"> </w:t>
+            </w:r>
             <w:hyperlink r:id="rId67">
               <w:r>
                 <w:rPr>
                   <w:rStyle w:val="Hyperlink"/>
                 </w:rPr>
-                <w:t xml:space="preserve">Susurros</w:t>
-              </w:r>
-            </w:hyperlink>
-          </w:p>
-        </w:tc>
-      </w:tr>
-      <w:tr>
-        <w:tc>
-          <w:tcPr/>
-          <w:p>
-            <w:pPr>
-              <w:pStyle w:val="Compact"/>
-              <w:jc w:val="left"/>
-            </w:pPr>
-            <w:r>
-              <w:t xml:space="preserve">2019</w:t>
-            </w:r>
-          </w:p>
-        </w:tc>
-        <w:tc>
-          <w:tcPr/>
-          <w:p>
-            <w:pPr>
-              <w:pStyle w:val="Compact"/>
-              <w:jc w:val="left"/>
-            </w:pPr>
-            <w:r>
-              <w:t xml:space="preserve">Libro:</w:t>
-            </w:r>
-            <w:r>
-              <w:t xml:space="preserve"> </w:t>
-            </w:r>
-            <w:hyperlink r:id="rId68">
-              <w:r>
-                <w:rPr>
-                  <w:rStyle w:val="Hyperlink"/>
-                </w:rPr>
-                <w:t xml:space="preserve">CODE by R. Mutt</w:t>
-              </w:r>
-            </w:hyperlink>
-          </w:p>
-        </w:tc>
-      </w:tr>
-      <w:tr>
-        <w:tc>
-          <w:tcPr/>
-          <w:p>
-            <w:pPr>
-              <w:pStyle w:val="Compact"/>
-              <w:jc w:val="left"/>
-            </w:pPr>
-            <w:r>
-              <w:t xml:space="preserve">2017</w:t>
-            </w:r>
-          </w:p>
-        </w:tc>
-        <w:tc>
-          <w:tcPr/>
-          <w:p>
-            <w:pPr>
-              <w:pStyle w:val="Compact"/>
-              <w:jc w:val="left"/>
-            </w:pPr>
-            <w:r>
-              <w:t xml:space="preserve">Libro:</w:t>
-            </w:r>
-            <w:r>
-              <w:t xml:space="preserve"> </w:t>
-            </w:r>
-            <w:hyperlink r:id="rId69">
-              <w:r>
-                <w:rPr>
-                  <w:rStyle w:val="Hyperlink"/>
-                </w:rPr>
-                <w:t xml:space="preserve">Passengers Vol. III</w:t>
-              </w:r>
-            </w:hyperlink>
-          </w:p>
-        </w:tc>
-      </w:tr>
-      <w:tr>
-        <w:tc>
-          <w:tcPr/>
-          <w:p>
-            <w:pPr>
-              <w:pStyle w:val="Compact"/>
-              <w:jc w:val="left"/>
-            </w:pPr>
-            <w:r>
-              <w:t xml:space="preserve">2017</w:t>
-            </w:r>
-          </w:p>
-        </w:tc>
-        <w:tc>
-          <w:tcPr/>
-          <w:p>
-            <w:pPr>
-              <w:pStyle w:val="Compact"/>
-              <w:jc w:val="left"/>
-            </w:pPr>
-            <w:r>
-              <w:t xml:space="preserve">Libro de artista:</w:t>
-            </w:r>
-            <w:r>
-              <w:t xml:space="preserve"> </w:t>
-            </w:r>
-            <w:hyperlink r:id="rId70">
-              <w:r>
-                <w:rPr>
-                  <w:rStyle w:val="Hyperlink"/>
-                </w:rPr>
-                <w:t xml:space="preserve">Heaven</w:t>
-              </w:r>
-            </w:hyperlink>
-          </w:p>
-        </w:tc>
-      </w:tr>
-      <w:tr>
-        <w:tc>
-          <w:tcPr/>
-          <w:p>
-            <w:pPr>
-              <w:pStyle w:val="Compact"/>
-              <w:jc w:val="left"/>
-            </w:pPr>
-            <w:r>
-              <w:t xml:space="preserve">2017</w:t>
-            </w:r>
-          </w:p>
-        </w:tc>
-        <w:tc>
-          <w:tcPr/>
-          <w:p>
-            <w:pPr>
-              <w:pStyle w:val="Compact"/>
-              <w:jc w:val="left"/>
-            </w:pPr>
-            <w:r>
-              <w:t xml:space="preserve">Revista:</w:t>
-            </w:r>
-            <w:r>
-              <w:t xml:space="preserve"> </w:t>
-            </w:r>
-            <w:hyperlink r:id="rId71">
-              <w:r>
-                <w:rPr>
-                  <w:rStyle w:val="Hyperlink"/>
-                </w:rPr>
-                <w:t xml:space="preserve">S’Arenal Summertime 2016</w:t>
-              </w:r>
-            </w:hyperlink>
-          </w:p>
-        </w:tc>
-      </w:tr>
-      <w:tr>
-        <w:tc>
-          <w:tcPr/>
-          <w:p>
-            <w:pPr>
-              <w:pStyle w:val="Compact"/>
-              <w:jc w:val="left"/>
-            </w:pPr>
-            <w:r>
-              <w:t xml:space="preserve">2016</w:t>
-            </w:r>
-          </w:p>
-        </w:tc>
-        <w:tc>
-          <w:tcPr/>
-          <w:p>
-            <w:pPr>
-              <w:pStyle w:val="Compact"/>
-              <w:jc w:val="left"/>
-            </w:pPr>
-            <w:r>
-              <w:t xml:space="preserve">Libro de artista:</w:t>
-            </w:r>
-            <w:r>
-              <w:t xml:space="preserve"> </w:t>
-            </w:r>
-            <w:hyperlink r:id="rId72">
-              <w:r>
-                <w:rPr>
-                  <w:rStyle w:val="Hyperlink"/>
-                </w:rPr>
-                <w:t xml:space="preserve">Shared Folder (Red box)</w:t>
-              </w:r>
-            </w:hyperlink>
-          </w:p>
-        </w:tc>
-      </w:tr>
-      <w:tr>
-        <w:tc>
-          <w:tcPr/>
-          <w:p>
-            <w:pPr>
-              <w:pStyle w:val="Compact"/>
-              <w:jc w:val="left"/>
-            </w:pPr>
-            <w:r>
-              <w:t xml:space="preserve">2014</w:t>
-            </w:r>
-          </w:p>
-        </w:tc>
-        <w:tc>
-          <w:tcPr/>
-          <w:p>
-            <w:pPr>
-              <w:pStyle w:val="Compact"/>
-              <w:jc w:val="left"/>
-            </w:pPr>
-            <w:r>
-              <w:t xml:space="preserve">Fanzine:</w:t>
-            </w:r>
-            <w:r>
-              <w:t xml:space="preserve"> </w:t>
-            </w:r>
-            <w:hyperlink r:id="rId73">
-              <w:r>
-                <w:rPr>
-                  <w:rStyle w:val="Hyperlink"/>
-                </w:rPr>
-                <w:t xml:space="preserve">22.2</w:t>
-              </w:r>
-            </w:hyperlink>
-          </w:p>
-        </w:tc>
-      </w:tr>
-      <w:tr>
-        <w:tc>
-          <w:tcPr/>
-          <w:p>
-            <w:pPr>
-              <w:pStyle w:val="Compact"/>
-              <w:jc w:val="left"/>
-            </w:pPr>
-            <w:r>
-              <w:t xml:space="preserve">2013</w:t>
-            </w:r>
-          </w:p>
-        </w:tc>
-        <w:tc>
-          <w:tcPr/>
-          <w:p>
-            <w:pPr>
-              <w:pStyle w:val="Compact"/>
-              <w:jc w:val="left"/>
-            </w:pPr>
-            <w:r>
-              <w:t xml:space="preserve">Serie de libros:</w:t>
-            </w:r>
-            <w:r>
-              <w:t xml:space="preserve"> </w:t>
-            </w:r>
-            <w:hyperlink r:id="rId74">
-              <w:r>
-                <w:rPr>
-                  <w:rStyle w:val="Hyperlink"/>
-                </w:rPr>
-                <w:t xml:space="preserve">Traces - 2013.12.07 - Barcelona</w:t>
-              </w:r>
-            </w:hyperlink>
-          </w:p>
-        </w:tc>
-      </w:tr>
-      <w:tr>
-        <w:tc>
-          <w:tcPr/>
-          <w:p>
-            <w:pPr>
-              <w:pStyle w:val="Compact"/>
-              <w:jc w:val="left"/>
-            </w:pPr>
-            <w:r>
-              <w:t xml:space="preserve">2012</w:t>
-            </w:r>
-          </w:p>
-        </w:tc>
-        <w:tc>
-          <w:tcPr/>
-          <w:p>
-            <w:pPr>
-              <w:pStyle w:val="Compact"/>
-              <w:jc w:val="left"/>
-            </w:pPr>
-            <w:r>
-              <w:t xml:space="preserve">Libro:</w:t>
-            </w:r>
-            <w:r>
-              <w:t xml:space="preserve"> </w:t>
-            </w:r>
-            <w:hyperlink r:id="rId75">
-              <w:r>
-                <w:rPr>
-                  <w:rStyle w:val="Hyperlink"/>
-                </w:rPr>
-                <w:t xml:space="preserve">Passengers 2012</w:t>
-              </w:r>
-            </w:hyperlink>
-          </w:p>
-        </w:tc>
-      </w:tr>
-      <w:tr>
-        <w:tc>
-          <w:tcPr/>
-          <w:p>
-            <w:pPr>
-              <w:pStyle w:val="Compact"/>
-              <w:jc w:val="left"/>
-            </w:pPr>
-            <w:r>
-              <w:t xml:space="preserve">2011</w:t>
-            </w:r>
-          </w:p>
-        </w:tc>
-        <w:tc>
-          <w:tcPr/>
-          <w:p>
-            <w:pPr>
-              <w:pStyle w:val="Compact"/>
-              <w:jc w:val="left"/>
-            </w:pPr>
-            <w:r>
-              <w:t xml:space="preserve">Libro:</w:t>
-            </w:r>
-            <w:r>
-              <w:t xml:space="preserve"> </w:t>
-            </w:r>
-            <w:hyperlink r:id="rId76">
-              <w:r>
-                <w:rPr>
-                  <w:rStyle w:val="Hyperlink"/>
-                </w:rPr>
-                <w:t xml:space="preserve">Passengers</w:t>
-              </w:r>
-            </w:hyperlink>
-          </w:p>
-        </w:tc>
-      </w:tr>
-      <w:tr>
-        <w:tc>
-          <w:tcPr/>
-          <w:p>
-            <w:pPr>
-              <w:pStyle w:val="Compact"/>
-              <w:jc w:val="left"/>
-            </w:pPr>
-            <w:r>
-              <w:t xml:space="preserve">2011</w:t>
-            </w:r>
-          </w:p>
-        </w:tc>
-        <w:tc>
-          <w:tcPr/>
-          <w:p>
-            <w:pPr>
-              <w:pStyle w:val="Compact"/>
-              <w:jc w:val="left"/>
-            </w:pPr>
-            <w:r>
-              <w:t xml:space="preserve">Libro:</w:t>
-            </w:r>
-            <w:r>
-              <w:t xml:space="preserve"> </w:t>
-            </w:r>
-            <w:hyperlink r:id="rId77">
-              <w:r>
-                <w:rPr>
-                  <w:rStyle w:val="Hyperlink"/>
-                </w:rPr>
-                <w:t xml:space="preserve">Arrinconado</w:t>
-              </w:r>
-            </w:hyperlink>
-          </w:p>
-        </w:tc>
-      </w:tr>
-      <w:tr>
-        <w:tc>
-          <w:tcPr/>
-          <w:p>
-            <w:pPr>
-              <w:pStyle w:val="Compact"/>
-              <w:jc w:val="left"/>
-            </w:pPr>
-            <w:r>
-              <w:t xml:space="preserve">2009</w:t>
-            </w:r>
-          </w:p>
-        </w:tc>
-        <w:tc>
-          <w:tcPr/>
-          <w:p>
-            <w:pPr>
-              <w:pStyle w:val="Compact"/>
-              <w:jc w:val="left"/>
-            </w:pPr>
-            <w:r>
-              <w:t xml:space="preserve">Libro de artista e instalación site-specific:</w:t>
-            </w:r>
-            <w:r>
-              <w:t xml:space="preserve"> </w:t>
-            </w:r>
-            <w:hyperlink r:id="rId78">
-              <w:r>
-                <w:rPr>
-                  <w:rStyle w:val="Hyperlink"/>
-                </w:rPr>
                 <w:t xml:space="preserve">22</w:t>
               </w:r>
             </w:hyperlink>
@@ -2811,9 +2806,9 @@
         </w:tc>
       </w:tr>
     </w:tbl>
-    <w:bookmarkEnd w:id="79"/>
-    <w:bookmarkEnd w:id="80"/>
-    <w:bookmarkStart w:id="85" w:name="premios"/>
+    <w:bookmarkEnd w:id="68"/>
+    <w:bookmarkEnd w:id="69"/>
+    <w:bookmarkStart w:id="74" w:name="premios"/>
     <w:p>
       <w:pPr>
         <w:pStyle w:val="Heading1"/>
@@ -2826,7 +2821,6 @@
       <w:tblPr>
         <w:tblStyle w:val="Table"/>
         <w:tblW w:type="auto" w:w="0"/>
-        <w:jc w:val="left"/>
         <w:tblLook w:firstRow="1" w:lastRow="0" w:firstColumn="0" w:lastColumn="0" w:noHBand="0" w:noVBand="0" w:val="0020"/>
       </w:tblPr>
       <w:tblGrid>
@@ -2908,7 +2902,7 @@
               <w:pStyle w:val="Compact"/>
               <w:jc w:val="left"/>
             </w:pPr>
-            <w:hyperlink r:id="rId81">
+            <w:hyperlink r:id="rId70">
               <w:r>
                 <w:rPr>
                   <w:rStyle w:val="Hyperlink"/>
@@ -2919,7 +2913,7 @@
             <w:r>
               <w:t xml:space="preserve"> </w:t>
             </w:r>
-            <w:hyperlink r:id="rId82">
+            <w:hyperlink r:id="rId71">
               <w:r>
                 <w:rPr>
                   <w:rStyle w:val="Hyperlink"/>
@@ -2956,7 +2950,7 @@
             <w:r>
               <w:t xml:space="preserve"> </w:t>
             </w:r>
-            <w:hyperlink r:id="rId83">
+            <w:hyperlink r:id="rId72">
               <w:r>
                 <w:rPr>
                   <w:rStyle w:val="Hyperlink"/>
@@ -2973,7 +2967,7 @@
             <w:r>
               <w:t xml:space="preserve"> </w:t>
             </w:r>
-            <w:hyperlink r:id="rId84">
+            <w:hyperlink r:id="rId73">
               <w:r>
                 <w:rPr>
                   <w:rStyle w:val="Hyperlink"/>
@@ -3010,7 +3004,7 @@
             <w:r>
               <w:t xml:space="preserve"> </w:t>
             </w:r>
-            <w:hyperlink r:id="rId82">
+            <w:hyperlink r:id="rId71">
               <w:r>
                 <w:rPr>
                   <w:rStyle w:val="Hyperlink"/>
@@ -3022,8 +3016,8 @@
         </w:tc>
       </w:tr>
     </w:tbl>
-    <w:bookmarkEnd w:id="85"/>
-    <w:bookmarkStart w:id="95" w:name="prensa"/>
+    <w:bookmarkEnd w:id="74"/>
+    <w:bookmarkStart w:id="84" w:name="prensa"/>
     <w:p>
       <w:pPr>
         <w:pStyle w:val="Heading1"/>
@@ -3036,7 +3030,6 @@
       <w:tblPr>
         <w:tblStyle w:val="Table"/>
         <w:tblW w:type="auto" w:w="0"/>
-        <w:jc w:val="left"/>
         <w:tblLook w:firstRow="1" w:lastRow="0" w:firstColumn="0" w:lastColumn="0" w:noHBand="0" w:noVBand="0" w:val="0020"/>
       </w:tblPr>
       <w:tblGrid>
@@ -3092,7 +3085,7 @@
               <w:pStyle w:val="Compact"/>
               <w:jc w:val="left"/>
             </w:pPr>
-            <w:hyperlink r:id="rId86">
+            <w:hyperlink r:id="rId75">
               <w:r>
                 <w:rPr>
                   <w:rStyle w:val="Hyperlink"/>
@@ -3106,7 +3099,7 @@
             <w:r>
               <w:t xml:space="preserve">sobre #</w:t>
             </w:r>
-            <w:hyperlink r:id="rId87">
+            <w:hyperlink r:id="rId76">
               <w:r>
                 <w:rPr>
                   <w:rStyle w:val="Hyperlink"/>
@@ -3149,7 +3142,7 @@
             <w:r>
               <w:t xml:space="preserve"> </w:t>
             </w:r>
-            <w:hyperlink r:id="rId88">
+            <w:hyperlink r:id="rId77">
               <w:r>
                 <w:rPr>
                   <w:rStyle w:val="Hyperlink"/>
@@ -3186,7 +3179,7 @@
             <w:r>
               <w:t xml:space="preserve"> </w:t>
             </w:r>
-            <w:hyperlink r:id="rId89">
+            <w:hyperlink r:id="rId78">
               <w:r>
                 <w:rPr>
                   <w:rStyle w:val="Hyperlink"/>
@@ -3200,7 +3193,7 @@
             <w:r>
               <w:t xml:space="preserve"> </w:t>
             </w:r>
-            <w:hyperlink r:id="rId90">
+            <w:hyperlink r:id="rId79">
               <w:r>
                 <w:rPr>
                   <w:rStyle w:val="Hyperlink"/>
@@ -3208,7 +3201,7 @@
                 <w:t xml:space="preserve">La Vanguardia</w:t>
               </w:r>
             </w:hyperlink>
-            <w:hyperlink r:id="rId91">
+            <w:hyperlink r:id="rId80">
               <w:r>
                 <w:rPr>
                   <w:rStyle w:val="Hyperlink"/>
@@ -3222,7 +3215,7 @@
             <w:r>
               <w:t xml:space="preserve"> </w:t>
             </w:r>
-            <w:hyperlink r:id="rId92">
+            <w:hyperlink r:id="rId81">
               <w:r>
                 <w:rPr>
                   <w:rStyle w:val="Hyperlink"/>
@@ -3286,7 +3279,7 @@
               </w:rPr>
               <w:t xml:space="preserve"> </w:t>
             </w:r>
-            <w:hyperlink r:id="rId93">
+            <w:hyperlink r:id="rId82">
               <w:r>
                 <w:rPr>
                   <w:rStyle w:val="Hyperlink"/>
@@ -3325,7 +3318,7 @@
             <w:r>
               <w:t xml:space="preserve"> </w:t>
             </w:r>
-            <w:hyperlink r:id="rId94">
+            <w:hyperlink r:id="rId83">
               <w:r>
                 <w:rPr>
                   <w:rStyle w:val="Hyperlink"/>
@@ -3362,7 +3355,7 @@
             <w:r>
               <w:t xml:space="preserve"> </w:t>
             </w:r>
-            <w:hyperlink r:id="rId88">
+            <w:hyperlink r:id="rId77">
               <w:r>
                 <w:rPr>
                   <w:rStyle w:val="Hyperlink"/>
@@ -3399,7 +3392,7 @@
             <w:r>
               <w:t xml:space="preserve"> </w:t>
             </w:r>
-            <w:hyperlink r:id="rId88">
+            <w:hyperlink r:id="rId77">
               <w:r>
                 <w:rPr>
                   <w:rStyle w:val="Hyperlink"/>
@@ -3436,7 +3429,7 @@
             <w:r>
               <w:t xml:space="preserve"> </w:t>
             </w:r>
-            <w:hyperlink r:id="rId88">
+            <w:hyperlink r:id="rId77">
               <w:r>
                 <w:rPr>
                   <w:rStyle w:val="Hyperlink"/>
@@ -3473,7 +3466,7 @@
             <w:r>
               <w:t xml:space="preserve"> </w:t>
             </w:r>
-            <w:hyperlink r:id="rId88">
+            <w:hyperlink r:id="rId77">
               <w:r>
                 <w:rPr>
                   <w:rStyle w:val="Hyperlink"/>
@@ -3510,7 +3503,7 @@
             <w:r>
               <w:t xml:space="preserve"> </w:t>
             </w:r>
-            <w:hyperlink r:id="rId88">
+            <w:hyperlink r:id="rId77">
               <w:r>
                 <w:rPr>
                   <w:rStyle w:val="Hyperlink"/>
@@ -3547,7 +3540,7 @@
             <w:r>
               <w:t xml:space="preserve"> </w:t>
             </w:r>
-            <w:hyperlink r:id="rId88">
+            <w:hyperlink r:id="rId77">
               <w:r>
                 <w:rPr>
                   <w:rStyle w:val="Hyperlink"/>
@@ -3584,7 +3577,7 @@
             <w:r>
               <w:t xml:space="preserve"> </w:t>
             </w:r>
-            <w:hyperlink r:id="rId88">
+            <w:hyperlink r:id="rId77">
               <w:r>
                 <w:rPr>
                   <w:rStyle w:val="Hyperlink"/>
@@ -3621,7 +3614,7 @@
             <w:r>
               <w:t xml:space="preserve"> </w:t>
             </w:r>
-            <w:hyperlink r:id="rId88">
+            <w:hyperlink r:id="rId77">
               <w:r>
                 <w:rPr>
                   <w:rStyle w:val="Hyperlink"/>
@@ -3633,8 +3626,8 @@
         </w:tc>
       </w:tr>
     </w:tbl>
-    <w:bookmarkEnd w:id="95"/>
-    <w:bookmarkStart w:id="96" w:name="residencias"/>
+    <w:bookmarkEnd w:id="84"/>
+    <w:bookmarkStart w:id="85" w:name="residencias"/>
     <w:p>
       <w:pPr>
         <w:pStyle w:val="Heading1"/>
@@ -3647,7 +3640,6 @@
       <w:tblPr>
         <w:tblStyle w:val="Table"/>
         <w:tblW w:type="auto" w:w="0"/>
-        <w:jc w:val="left"/>
         <w:tblLook w:firstRow="1" w:lastRow="0" w:firstColumn="0" w:lastColumn="0" w:noHBand="0" w:noVBand="0" w:val="0020"/>
       </w:tblPr>
       <w:tblGrid>
@@ -3710,8 +3702,8 @@
         </w:tc>
       </w:tr>
     </w:tbl>
-    <w:bookmarkEnd w:id="96"/>
-    <w:bookmarkStart w:id="99" w:name="talleres-conferencias-debates"/>
+    <w:bookmarkEnd w:id="85"/>
+    <w:bookmarkStart w:id="88" w:name="talleres-conferencias-debates"/>
     <w:p>
       <w:pPr>
         <w:pStyle w:val="Heading1"/>
@@ -3728,7 +3720,19 @@
           <w:numId w:val="1002"/>
         </w:numPr>
       </w:pPr>
-      <w:hyperlink r:id="rId97">
+      <w:r>
+        <w:t xml:space="preserve">Meditación guiada "Hablando con los árboles", Fundación Juan Miró Mallorca, como parte del I Congreso del Observatorio de Cultura Turística COSTA, 2025.</w:t>
+      </w:r>
+    </w:p>
+    <w:p>
+      <w:pPr>
+        <w:pStyle w:val="Compact"/>
+        <w:numPr>
+          <w:ilvl w:val="0"/>
+          <w:numId w:val="1002"/>
+        </w:numPr>
+      </w:pPr>
+      <w:hyperlink r:id="rId86">
         <w:r>
           <w:rPr>
             <w:rStyle w:val="Hyperlink"/>
@@ -3751,7 +3755,7 @@
           <w:numId w:val="1002"/>
         </w:numPr>
       </w:pPr>
-      <w:hyperlink r:id="rId98">
+      <w:hyperlink r:id="rId87">
         <w:r>
           <w:rPr>
             <w:rStyle w:val="Hyperlink"/>
@@ -3814,8 +3818,8 @@
         <w:t xml:space="preserve">Principios de fotografía para CampusMac 2007, Barcelona, 2007.</w:t>
       </w:r>
     </w:p>
-    <w:bookmarkEnd w:id="99"/>
-    <w:bookmarkStart w:id="128" w:name="experiencia-en-gestión-cultural"/>
+    <w:bookmarkEnd w:id="88"/>
+    <w:bookmarkStart w:id="117" w:name="experiencia-en-gestión-cultural"/>
     <w:p>
       <w:pPr>
         <w:pStyle w:val="Heading1"/>
@@ -3834,7 +3838,7 @@
       <w:r>
         <w:t xml:space="preserve"> </w:t>
       </w:r>
-      <w:hyperlink r:id="rId100">
+      <w:hyperlink r:id="rId89">
         <w:r>
           <w:rPr>
             <w:rStyle w:val="Hyperlink"/>
@@ -3860,7 +3864,7 @@
       <w:r>
         <w:t xml:space="preserve"> </w:t>
       </w:r>
-      <w:hyperlink r:id="rId101">
+      <w:hyperlink r:id="rId90">
         <w:r>
           <w:rPr>
             <w:rStyle w:val="Hyperlink"/>
@@ -3874,7 +3878,7 @@
       <w:r>
         <w:t xml:space="preserve"> </w:t>
       </w:r>
-      <w:hyperlink r:id="rId102">
+      <w:hyperlink r:id="rId91">
         <w:r>
           <w:rPr>
             <w:rStyle w:val="Hyperlink"/>
@@ -3885,7 +3889,7 @@
       <w:r>
         <w:t xml:space="preserve">, libros, vídeo y exposición:</w:t>
       </w:r>
-      <w:hyperlink r:id="rId103">
+      <w:hyperlink r:id="rId92">
         <w:r>
           <w:rPr>
             <w:rStyle w:val="Hyperlink"/>
@@ -3899,7 +3903,7 @@
       <w:r>
         <w:t xml:space="preserve"> </w:t>
       </w:r>
-      <w:hyperlink r:id="rId104">
+      <w:hyperlink r:id="rId93">
         <w:r>
           <w:rPr>
             <w:rStyle w:val="Hyperlink"/>
@@ -3940,7 +3944,7 @@
       <w:r>
         <w:t xml:space="preserve"> </w:t>
       </w:r>
-      <w:hyperlink r:id="rId105">
+      <w:hyperlink r:id="rId94">
         <w:r>
           <w:rPr>
             <w:rStyle w:val="Hyperlink"/>
@@ -3966,7 +3970,7 @@
       <w:r>
         <w:t xml:space="preserve"> </w:t>
       </w:r>
-      <w:hyperlink r:id="rId106">
+      <w:hyperlink r:id="rId95">
         <w:r>
           <w:rPr>
             <w:rStyle w:val="Hyperlink"/>
@@ -4000,7 +4004,7 @@
         </w:rPr>
         <w:t xml:space="preserve"> </w:t>
       </w:r>
-      <w:hyperlink r:id="rId107">
+      <w:hyperlink r:id="rId96">
         <w:r>
           <w:rPr>
             <w:rStyle w:val="Hyperlink"/>
@@ -4039,7 +4043,7 @@
       <w:r>
         <w:t xml:space="preserve"> </w:t>
       </w:r>
-      <w:hyperlink r:id="rId106">
+      <w:hyperlink r:id="rId95">
         <w:r>
           <w:rPr>
             <w:rStyle w:val="Hyperlink"/>
@@ -4065,7 +4069,7 @@
       <w:r>
         <w:t xml:space="preserve"> </w:t>
       </w:r>
-      <w:hyperlink r:id="rId108">
+      <w:hyperlink r:id="rId97">
         <w:r>
           <w:rPr>
             <w:rStyle w:val="Hyperlink"/>
@@ -4088,7 +4092,7 @@
           <w:numId w:val="1003"/>
         </w:numPr>
       </w:pPr>
-      <w:hyperlink r:id="rId109">
+      <w:hyperlink r:id="rId98">
         <w:r>
           <w:rPr>
             <w:rStyle w:val="Hyperlink"/>
@@ -4112,7 +4116,7 @@
         </w:rPr>
         <w:t xml:space="preserve"> </w:t>
       </w:r>
-      <w:hyperlink r:id="rId110">
+      <w:hyperlink r:id="rId99">
         <w:r>
           <w:rPr>
             <w:rStyle w:val="Hyperlink"/>
@@ -4136,7 +4140,7 @@
         </w:rPr>
         <w:t xml:space="preserve">y vídeo(</w:t>
       </w:r>
-      <w:hyperlink r:id="rId111">
+      <w:hyperlink r:id="rId100">
         <w:r>
           <w:rPr>
             <w:rStyle w:val="Hyperlink"/>
@@ -4153,7 +4157,7 @@
         </w:rPr>
         <w:t xml:space="preserve">,</w:t>
       </w:r>
-      <w:hyperlink r:id="rId112">
+      <w:hyperlink r:id="rId101">
         <w:r>
           <w:rPr>
             <w:rStyle w:val="Hyperlink"/>
@@ -4190,7 +4194,7 @@
       <w:r>
         <w:t xml:space="preserve">Exposición: "</w:t>
       </w:r>
-      <w:hyperlink r:id="rId113">
+      <w:hyperlink r:id="rId102">
         <w:r>
           <w:rPr>
             <w:rStyle w:val="Hyperlink"/>
@@ -4217,7 +4221,7 @@
         </w:rPr>
         <w:t xml:space="preserve">Exposición: "</w:t>
       </w:r>
-      <w:hyperlink r:id="rId114">
+      <w:hyperlink r:id="rId103">
         <w:r>
           <w:rPr>
             <w:rStyle w:val="Hyperlink"/>
@@ -4280,7 +4284,7 @@
       <w:r>
         <w:t xml:space="preserve"> </w:t>
       </w:r>
-      <w:hyperlink r:id="rId115">
+      <w:hyperlink r:id="rId104">
         <w:r>
           <w:rPr>
             <w:rStyle w:val="Hyperlink"/>
@@ -4306,7 +4310,7 @@
       <w:r>
         <w:t xml:space="preserve"> </w:t>
       </w:r>
-      <w:hyperlink r:id="rId116">
+      <w:hyperlink r:id="rId105">
         <w:r>
           <w:rPr>
             <w:rStyle w:val="Hyperlink"/>
@@ -4332,7 +4336,7 @@
       <w:r>
         <w:t xml:space="preserve"> </w:t>
       </w:r>
-      <w:hyperlink r:id="rId117">
+      <w:hyperlink r:id="rId106">
         <w:r>
           <w:rPr>
             <w:rStyle w:val="Hyperlink"/>
@@ -4361,7 +4365,7 @@
       <w:r>
         <w:t xml:space="preserve"> </w:t>
       </w:r>
-      <w:hyperlink r:id="rId117">
+      <w:hyperlink r:id="rId106">
         <w:r>
           <w:rPr>
             <w:rStyle w:val="Hyperlink"/>
@@ -4398,7 +4402,7 @@
         </w:rPr>
         <w:t xml:space="preserve"> </w:t>
       </w:r>
-      <w:hyperlink r:id="rId118">
+      <w:hyperlink r:id="rId107">
         <w:r>
           <w:rPr>
             <w:rStyle w:val="Hyperlink"/>
@@ -4423,7 +4427,7 @@
         <w:t xml:space="preserve">, 22 fotoblogs, 320 imágenes. Galería Fotonauta, 2006.</w:t>
       </w:r>
     </w:p>
-    <w:bookmarkStart w:id="123" w:name="comisario-independiente"/>
+    <w:bookmarkStart w:id="112" w:name="comisario-independiente"/>
     <w:p>
       <w:pPr>
         <w:pStyle w:val="Heading2"/>
@@ -4446,7 +4450,7 @@
       <w:r>
         <w:t xml:space="preserve"> </w:t>
       </w:r>
-      <w:hyperlink r:id="rId119">
+      <w:hyperlink r:id="rId108">
         <w:r>
           <w:rPr>
             <w:rStyle w:val="Hyperlink"/>
@@ -4469,7 +4473,7 @@
       <w:r>
         <w:t xml:space="preserve"> </w:t>
       </w:r>
-      <w:hyperlink r:id="rId120">
+      <w:hyperlink r:id="rId109">
         <w:r>
           <w:rPr>
             <w:rStyle w:val="Hyperlink"/>
@@ -4492,7 +4496,7 @@
       <w:r>
         <w:t xml:space="preserve"> </w:t>
       </w:r>
-      <w:hyperlink r:id="rId121">
+      <w:hyperlink r:id="rId110">
         <w:r>
           <w:rPr>
             <w:rStyle w:val="Hyperlink"/>
@@ -4509,7 +4513,7 @@
       <w:r>
         <w:t xml:space="preserve"> </w:t>
       </w:r>
-      <w:hyperlink r:id="rId122">
+      <w:hyperlink r:id="rId111">
         <w:r>
           <w:rPr>
             <w:rStyle w:val="Hyperlink"/>
@@ -4521,8 +4525,8 @@
         <w:t xml:space="preserve">, Centre Civic Pati Llimona y Centre Civic Can Baste, Barcelona, 2012.</w:t>
       </w:r>
     </w:p>
-    <w:bookmarkEnd w:id="123"/>
-    <w:bookmarkStart w:id="127" w:name="colaboraciones"/>
+    <w:bookmarkEnd w:id="112"/>
+    <w:bookmarkStart w:id="116" w:name="colaboraciones"/>
     <w:p>
       <w:pPr>
         <w:pStyle w:val="Heading2"/>
@@ -4544,7 +4548,7 @@
       <w:r>
         <w:t xml:space="preserve"> </w:t>
       </w:r>
-      <w:hyperlink r:id="rId124">
+      <w:hyperlink r:id="rId113">
         <w:r>
           <w:rPr>
             <w:rStyle w:val="Hyperlink"/>
@@ -4785,7 +4789,7 @@
       <w:r>
         <w:t xml:space="preserve">"Branguilí va ser aquí, ¿yo tu?" y "</w:t>
       </w:r>
-      <w:hyperlink r:id="rId125">
+      <w:hyperlink r:id="rId114">
         <w:r>
           <w:rPr>
             <w:rStyle w:val="Hyperlink"/>
@@ -4839,7 +4843,7 @@
       <w:r>
         <w:t xml:space="preserve"> </w:t>
       </w:r>
-      <w:hyperlink r:id="rId126">
+      <w:hyperlink r:id="rId115">
         <w:r>
           <w:rPr>
             <w:rStyle w:val="Hyperlink"/>
@@ -4851,9 +4855,9 @@
         <w:t xml:space="preserve">: software, redes sociales, promoción para la participación abierta. Exposición: Centre Cultural Caja Madrid, Barcelona, 198 fotógrafos, 1049 imágenes, mayo y junio de 2010.</w:t>
       </w:r>
     </w:p>
-    <w:bookmarkEnd w:id="127"/>
-    <w:bookmarkEnd w:id="128"/>
-    <w:bookmarkStart w:id="142" w:name="experiencia-en-ingeniería-de-software"/>
+    <w:bookmarkEnd w:id="116"/>
+    <w:bookmarkEnd w:id="117"/>
+    <w:bookmarkStart w:id="131" w:name="experiencia-en-ingeniería-de-software"/>
     <w:p>
       <w:pPr>
         <w:pStyle w:val="Heading1"/>
@@ -4862,7 +4866,7 @@
         <w:t xml:space="preserve">Experiencia en ingeniería de software</w:t>
       </w:r>
     </w:p>
-    <w:bookmarkStart w:id="135" w:name="hotelbeds"/>
+    <w:bookmarkStart w:id="124" w:name="hotelbeds"/>
     <w:p>
       <w:pPr>
         <w:pStyle w:val="Heading2"/>
@@ -4871,7 +4875,7 @@
         <w:t xml:space="preserve">Hotelbeds</w:t>
       </w:r>
     </w:p>
-    <w:bookmarkStart w:id="129" w:name="lead-solution-architect"/>
+    <w:bookmarkStart w:id="118" w:name="lead-solution-architect"/>
     <w:p>
       <w:pPr>
         <w:pStyle w:val="Heading3"/>
@@ -4976,8 +4980,8 @@
         <w:t xml:space="preserve">Mejora continua: Optimizar la arquitectura en cuanto a rendimiento, escalabilidad y rentabilidad, manteniéndose al día de las tendencias del sector.</w:t>
       </w:r>
     </w:p>
-    <w:bookmarkEnd w:id="129"/>
-    <w:bookmarkStart w:id="130" w:name="enterprise-architect"/>
+    <w:bookmarkEnd w:id="118"/>
+    <w:bookmarkStart w:id="119" w:name="enterprise-architect"/>
     <w:p>
       <w:pPr>
         <w:pStyle w:val="Heading3"/>
@@ -5002,8 +5006,8 @@
         <w:t xml:space="preserve">Como arquitecto empresarial (EA), dirijo la definición de la arquitectura y la estrategia de datos de nuestra empresa para hacer posible un negocio impulsado por los datos. Aprovecho herramientas como Airflow, Kafka Connect, Snowflake y Tableau, entre otras, para crear una infraestructura sólida. Nuestro objetivo es sentar las bases para la analítica avanzada, con planes para integrar MLOps en un futuro próximo.</w:t>
       </w:r>
     </w:p>
-    <w:bookmarkEnd w:id="130"/>
-    <w:bookmarkStart w:id="131" w:name="applied-science-solution-architect"/>
+    <w:bookmarkEnd w:id="119"/>
+    <w:bookmarkStart w:id="120" w:name="applied-science-solution-architect"/>
     <w:p>
       <w:pPr>
         <w:pStyle w:val="Heading3"/>
@@ -5036,8 +5040,8 @@
         <w:t xml:space="preserve">Desarrolló normas internas sobre Python, creó material de formación para los equipos de desarrollo y definió la implantación de Airflow.</w:t>
       </w:r>
     </w:p>
-    <w:bookmarkEnd w:id="131"/>
-    <w:bookmarkStart w:id="132" w:name="qa-manager"/>
+    <w:bookmarkEnd w:id="120"/>
+    <w:bookmarkStart w:id="121" w:name="qa-manager"/>
     <w:p>
       <w:pPr>
         <w:pStyle w:val="Heading3"/>
@@ -5086,8 +5090,8 @@
         <w:t xml:space="preserve">Gestionar un equipo de más de 40 personas. Trabajar con Londres, Barcelona y Tel Aviv, a distancia e in situ.</w:t>
       </w:r>
     </w:p>
-    <w:bookmarkEnd w:id="132"/>
-    <w:bookmarkStart w:id="133" w:name="change-and-release-manager"/>
+    <w:bookmarkEnd w:id="121"/>
+    <w:bookmarkStart w:id="122" w:name="change-and-release-manager"/>
     <w:p>
       <w:pPr>
         <w:pStyle w:val="Heading3"/>
@@ -5120,8 +5124,8 @@
         <w:t xml:space="preserve">Apoyar la iniciativa de Despliegue Continuo dotando a la organización de nuevos procesos que faciliten la transformación hacia una metodología orientada al producto.</w:t>
       </w:r>
     </w:p>
-    <w:bookmarkEnd w:id="133"/>
-    <w:bookmarkStart w:id="134" w:name="release-and-deployment-manager"/>
+    <w:bookmarkEnd w:id="122"/>
+    <w:bookmarkStart w:id="123" w:name="release-and-deployment-manager"/>
     <w:p>
       <w:pPr>
         <w:pStyle w:val="Heading3"/>
@@ -5170,9 +5174,9 @@
         <w:t xml:space="preserve">Integración con Stash, Bamboo y JIRA.</w:t>
       </w:r>
     </w:p>
-    <w:bookmarkEnd w:id="134"/>
-    <w:bookmarkEnd w:id="135"/>
-    <w:bookmarkStart w:id="138" w:name="indra-sistemas-sa"/>
+    <w:bookmarkEnd w:id="123"/>
+    <w:bookmarkEnd w:id="124"/>
+    <w:bookmarkStart w:id="127" w:name="indra-sistemas-sa"/>
     <w:p>
       <w:pPr>
         <w:pStyle w:val="Heading2"/>
@@ -5181,7 +5185,7 @@
         <w:t xml:space="preserve">Indra Sistemas S.A.</w:t>
       </w:r>
     </w:p>
-    <w:bookmarkStart w:id="136" w:name="configuration-and-release-management"/>
+    <w:bookmarkStart w:id="125" w:name="configuration-and-release-management"/>
     <w:p>
       <w:pPr>
         <w:pStyle w:val="Heading3"/>
@@ -5282,8 +5286,8 @@
         <w:t xml:space="preserve">También diseñar, gestionar e implementar flujos de trabajo JIRA.</w:t>
       </w:r>
     </w:p>
-    <w:bookmarkEnd w:id="136"/>
-    <w:bookmarkStart w:id="137" w:name="analista-programador"/>
+    <w:bookmarkEnd w:id="125"/>
+    <w:bookmarkStart w:id="126" w:name="analista-programador"/>
     <w:p>
       <w:pPr>
         <w:pStyle w:val="Heading3"/>
@@ -5372,9 +5376,9 @@
         <w:t xml:space="preserve">También: Dirigir equipos de profesores durante una implantación nacional de sistemas Loto.</w:t>
       </w:r>
     </w:p>
-    <w:bookmarkEnd w:id="137"/>
-    <w:bookmarkEnd w:id="138"/>
-    <w:bookmarkStart w:id="140" w:name="cruïlla-informática-sccl"/>
+    <w:bookmarkEnd w:id="126"/>
+    <w:bookmarkEnd w:id="127"/>
+    <w:bookmarkStart w:id="129" w:name="cruïlla-informática-sccl"/>
     <w:p>
       <w:pPr>
         <w:pStyle w:val="Heading2"/>
@@ -5383,7 +5387,7 @@
         <w:t xml:space="preserve">Cruïlla Informática SCCL</w:t>
       </w:r>
     </w:p>
-    <w:bookmarkStart w:id="139" w:name="analista-de-sistemas-informáticos"/>
+    <w:bookmarkStart w:id="128" w:name="analista-de-sistemas-informáticos"/>
     <w:p>
       <w:pPr>
         <w:pStyle w:val="Heading3"/>
@@ -5424,9 +5428,9 @@
         <w:t xml:space="preserve">Administración de redes Novell.</w:t>
       </w:r>
     </w:p>
-    <w:bookmarkEnd w:id="139"/>
-    <w:bookmarkEnd w:id="140"/>
-    <w:bookmarkStart w:id="141" w:name="consultoría-informática-como-autónomo"/>
+    <w:bookmarkEnd w:id="128"/>
+    <w:bookmarkEnd w:id="129"/>
+    <w:bookmarkStart w:id="130" w:name="consultoría-informática-como-autónomo"/>
     <w:p>
       <w:pPr>
         <w:pStyle w:val="Heading2"/>
@@ -5491,9 +5495,13 @@
         <w:t xml:space="preserve">Básico. Borland Pascal. CA-Clipper 87, 5.1.</w:t>
       </w:r>
     </w:p>
-    <w:bookmarkEnd w:id="141"/>
-    <w:bookmarkEnd w:id="142"/>
-    <w:sectPr/>
+    <w:bookmarkEnd w:id="130"/>
+    <w:bookmarkEnd w:id="131"/>
+    <w:sectPr>
+      <w:footnotePr>
+        <w:numRestart w:val="eachSect"/>
+      </w:footnotePr>
+    </w:sectPr>
   </w:body>
 </w:document>
 </file>
@@ -5531,7 +5539,7 @@
       <w:lvlText w:val=" "/>
       <w:lvlJc w:val="left"/>
       <w:pPr>
-        <w:ind w:left="720" w:hanging="480"/>
+        <w:ind w:left="720" w:hanging="360"/>
       </w:pPr>
     </w:lvl>
     <w:lvl w:ilvl="1">
@@ -5539,7 +5547,7 @@
       <w:lvlText w:val=" "/>
       <w:lvlJc w:val="left"/>
       <w:pPr>
-        <w:ind w:left="1440" w:hanging="480"/>
+        <w:ind w:left="1440" w:hanging="360"/>
       </w:pPr>
     </w:lvl>
     <w:lvl w:ilvl="2">
@@ -5547,7 +5555,7 @@
       <w:lvlText w:val=" "/>
       <w:lvlJc w:val="left"/>
       <w:pPr>
-        <w:ind w:left="2160" w:hanging="480"/>
+        <w:ind w:left="2160" w:hanging="360"/>
       </w:pPr>
     </w:lvl>
     <w:lvl w:ilvl="3">
@@ -5555,7 +5563,7 @@
       <w:lvlText w:val=" "/>
       <w:lvlJc w:val="left"/>
       <w:pPr>
-        <w:ind w:left="2880" w:hanging="480"/>
+        <w:ind w:left="2880" w:hanging="360"/>
       </w:pPr>
     </w:lvl>
     <w:lvl w:ilvl="4">
@@ -5563,7 +5571,7 @@
       <w:lvlText w:val=" "/>
       <w:lvlJc w:val="left"/>
       <w:pPr>
-        <w:ind w:left="3600" w:hanging="480"/>
+        <w:ind w:left="3600" w:hanging="360"/>
       </w:pPr>
     </w:lvl>
     <w:lvl w:ilvl="5">
@@ -5571,7 +5579,7 @@
       <w:lvlText w:val=" "/>
       <w:lvlJc w:val="left"/>
       <w:pPr>
-        <w:ind w:left="4320" w:hanging="480"/>
+        <w:ind w:left="4320" w:hanging="360"/>
       </w:pPr>
     </w:lvl>
     <w:lvl w:ilvl="6">
@@ -5579,7 +5587,7 @@
       <w:lvlText w:val=" "/>
       <w:lvlJc w:val="left"/>
       <w:pPr>
-        <w:ind w:left="5040" w:hanging="480"/>
+        <w:ind w:left="5040" w:hanging="360"/>
       </w:pPr>
     </w:lvl>
     <w:lvl w:ilvl="7">
@@ -5587,7 +5595,7 @@
       <w:lvlText w:val=" "/>
       <w:lvlJc w:val="left"/>
       <w:pPr>
-        <w:ind w:left="5760" w:hanging="480"/>
+        <w:ind w:left="5760" w:hanging="360"/>
       </w:pPr>
     </w:lvl>
     <w:lvl w:ilvl="8">
@@ -5595,7 +5603,7 @@
       <w:lvlText w:val=" "/>
       <w:lvlJc w:val="left"/>
       <w:pPr>
-        <w:ind w:left="6480" w:hanging="480"/>
+        <w:ind w:left="6480" w:hanging="360"/>
       </w:pPr>
     </w:lvl>
   </w:abstractNum>
@@ -5604,75 +5612,102 @@
     <w:multiLevelType w:val="multilevel"/>
     <w:lvl w:ilvl="0">
       <w:numFmt w:val="bullet"/>
-      <w:lvlText w:val="•"/>
+      <w:lvlText w:val=""/>
       <w:lvlJc w:val="left"/>
       <w:pPr>
-        <w:ind w:left="720" w:hanging="480"/>
-      </w:pPr>
+        <w:ind w:left="720" w:hanging="360"/>
+      </w:pPr>
+      <w:rPr>
+        <w:rFonts w:ascii="Symbol" w:hAnsi="Symbol" w:cs="Symbol" w:hint="default"/>
+      </w:rPr>
     </w:lvl>
     <w:lvl w:ilvl="1">
       <w:numFmt w:val="bullet"/>
-      <w:lvlText w:val="–"/>
+      <w:lvlText w:val="o"/>
       <w:lvlJc w:val="left"/>
       <w:pPr>
-        <w:ind w:left="1440" w:hanging="480"/>
-      </w:pPr>
+        <w:ind w:left="1440" w:hanging="360"/>
+      </w:pPr>
+      <w:rPr>
+        <w:rFonts w:ascii="Courier New" w:hAnsi="Courier New" w:cs="Courier New" w:hint="default"/>
+      </w:rPr>
     </w:lvl>
     <w:lvl w:ilvl="2">
       <w:numFmt w:val="bullet"/>
-      <w:lvlText w:val="•"/>
+      <w:lvlText w:val=""/>
       <w:lvlJc w:val="left"/>
       <w:pPr>
-        <w:ind w:left="2160" w:hanging="480"/>
-      </w:pPr>
+        <w:ind w:left="2160" w:hanging="360"/>
+      </w:pPr>
+      <w:rPr>
+        <w:rFonts w:ascii="Wingdings" w:hAnsi="Wingdings" w:cs="Wingdings" w:hint="default"/>
+      </w:rPr>
     </w:lvl>
     <w:lvl w:ilvl="3">
       <w:numFmt w:val="bullet"/>
-      <w:lvlText w:val="–"/>
+      <w:lvlText w:val=""/>
       <w:lvlJc w:val="left"/>
       <w:pPr>
-        <w:ind w:left="2880" w:hanging="480"/>
-      </w:pPr>
+        <w:ind w:left="2880" w:hanging="360"/>
+      </w:pPr>
+      <w:rPr>
+        <w:rFonts w:ascii="Symbol" w:hAnsi="Symbol" w:cs="Symbol" w:hint="default"/>
+      </w:rPr>
     </w:lvl>
     <w:lvl w:ilvl="4">
       <w:numFmt w:val="bullet"/>
-      <w:lvlText w:val="•"/>
+      <w:lvlText w:val="o"/>
       <w:lvlJc w:val="left"/>
       <w:pPr>
-        <w:ind w:left="3600" w:hanging="480"/>
-      </w:pPr>
+        <w:ind w:left="3600" w:hanging="360"/>
+      </w:pPr>
+      <w:rPr>
+        <w:rFonts w:ascii="Courier New" w:hAnsi="Courier New" w:cs="Courier New" w:hint="default"/>
+      </w:rPr>
     </w:lvl>
     <w:lvl w:ilvl="5">
       <w:numFmt w:val="bullet"/>
-      <w:lvlText w:val="–"/>
+      <w:lvlText w:val=""/>
       <w:lvlJc w:val="left"/>
       <w:pPr>
-        <w:ind w:left="4320" w:hanging="480"/>
-      </w:pPr>
+        <w:ind w:left="4320" w:hanging="360"/>
+      </w:pPr>
+      <w:rPr>
+        <w:rFonts w:ascii="Wingdings" w:hAnsi="Wingdings" w:cs="Wingdings" w:hint="default"/>
+      </w:rPr>
     </w:lvl>
     <w:lvl w:ilvl="6">
       <w:numFmt w:val="bullet"/>
-      <w:lvlText w:val="•"/>
+      <w:lvlText w:val=""/>
       <w:lvlJc w:val="left"/>
       <w:pPr>
-        <w:ind w:left="5040" w:hanging="480"/>
-      </w:pPr>
+        <w:ind w:left="5040" w:hanging="360"/>
+      </w:pPr>
+      <w:rPr>
+        <w:rFonts w:ascii="Symbol" w:hAnsi="Symbol" w:cs="Symbol" w:hint="default"/>
+      </w:rPr>
     </w:lvl>
     <w:lvl w:ilvl="7">
       <w:numFmt w:val="bullet"/>
-      <w:lvlText w:val="–"/>
+      <w:lvlText w:val="o"/>
       <w:lvlJc w:val="left"/>
       <w:pPr>
-        <w:ind w:left="5760" w:hanging="480"/>
-      </w:pPr>
+        <w:ind w:left="5760" w:hanging="360"/>
+      </w:pPr>
+      <w:rPr>
+        <w:rFonts w:ascii="Courier New" w:hAnsi="Courier New" w:cs="Courier New" w:hint="default"/>
+      </w:rPr>
     </w:lvl>
     <w:lvl w:ilvl="8">
       <w:numFmt w:val="bullet"/>
-      <w:lvlText w:val="•"/>
+      <w:lvlText w:val=""/>
       <w:lvlJc w:val="left"/>
       <w:pPr>
-        <w:ind w:left="6480" w:hanging="480"/>
-      </w:pPr>
+        <w:ind w:left="6480" w:hanging="360"/>
+      </w:pPr>
+      <w:rPr>
+        <w:rFonts w:ascii="Wingdings" w:hAnsi="Wingdings" w:cs="Wingdings" w:hint="default"/>
+      </w:rPr>
     </w:lvl>
   </w:abstractNum>
   <w:num w:numId="1000">
@@ -5722,10 +5757,10 @@
   <w:docDefaults>
     <w:rPrDefault>
       <w:rPr>
-        <w:rFonts w:asciiTheme="minorHAnsi" w:cstheme="minorBidi" w:eastAsiaTheme="minorHAnsi" w:hAnsiTheme="minorHAnsi"/>
+        <w:rFonts w:asciiTheme="minorHAnsi" w:cstheme="minorBidi" w:eastAsiaTheme="minorEastAsia" w:hAnsiTheme="minorHAnsi"/>
         <w:sz w:val="24"/>
         <w:szCs w:val="24"/>
-        <w:lang w:bidi="ar-SA" w:eastAsia="en-US" w:val="en-US"/>
+        <w:lang w:bidi="ar-SA" w:eastAsia="zh-CN" w:val="en-US"/>
       </w:rPr>
     </w:rPrDefault>
     <w:pPrDefault>
@@ -5766,57 +5801,94 @@
     <w:name w:val="Title"/>
     <w:basedOn w:val="Normal"/>
     <w:next w:val="BodyText"/>
+    <w:link w:val="TitleChar"/>
+    <w:uiPriority w:val="10"/>
     <w:qFormat/>
+    <w:rsid w:val="00A10FD9"/>
     <w:pPr>
-      <w:keepNext/>
-      <w:keepLines/>
-      <w:spacing w:after="240" w:before="480"/>
+      <w:spacing w:after="80" w:line="240" w:lineRule="auto"/>
+      <w:contextualSpacing/>
       <w:jc w:val="center"/>
     </w:pPr>
     <w:rPr>
       <w:rFonts w:asciiTheme="majorHAnsi" w:cstheme="majorBidi" w:eastAsiaTheme="majorEastAsia" w:hAnsiTheme="majorHAnsi"/>
-      <w:b/>
-      <w:bCs/>
-      <w:color w:themeColor="accent1" w:themeShade="B5" w:val="345A8A"/>
-      <w:sz w:val="36"/>
-      <w:szCs w:val="36"/>
+      <w:sz w:val="56"/>
+      <w:szCs w:val="56"/>
+    </w:rPr>
+  </w:style>
+  <w:style w:customStyle="1" w:styleId="TitleChar" w:type="character">
+    <w:name w:val="Title Char"/>
+    <w:basedOn w:val="DefaultParagraphFont"/>
+    <w:link w:val="Title"/>
+    <w:uiPriority w:val="10"/>
+    <w:rsid w:val="00A10FD9"/>
+    <w:rPr>
+      <w:rFonts w:asciiTheme="majorHAnsi" w:cstheme="majorBidi" w:eastAsiaTheme="majorEastAsia" w:hAnsiTheme="majorHAnsi"/>
+      <w:sz w:val="56"/>
+      <w:szCs w:val="56"/>
     </w:rPr>
   </w:style>
   <w:style w:styleId="Subtitle" w:type="paragraph">
     <w:name w:val="Subtitle"/>
+    <w:basedOn w:val="Title"/>
+    <w:next w:val="BodyText"/>
+    <w:link w:val="SubtitleChar"/>
+    <w:uiPriority w:val="11"/>
+    <w:qFormat/>
+    <w:rsid w:val="00A10FD9"/>
+    <w:pPr>
+      <w:numPr>
+        <w:ilvl w:val="1"/>
+      </w:numPr>
+    </w:pPr>
+    <w:rPr>
+      <w:rFonts w:cstheme="majorBidi" w:eastAsiaTheme="majorEastAsia"/>
+      <w:spacing w:val="15"/>
+      <w:sz w:val="28"/>
+      <w:szCs w:val="28"/>
+    </w:rPr>
+  </w:style>
+  <w:style w:customStyle="1" w:styleId="SubtitleChar" w:type="character">
+    <w:name w:val="Subtitle Char"/>
+    <w:basedOn w:val="DefaultParagraphFont"/>
+    <w:link w:val="Subtitle"/>
+    <w:uiPriority w:val="11"/>
+    <w:rsid w:val="00A10FD9"/>
+    <w:rPr>
+      <w:rFonts w:cstheme="majorBidi" w:eastAsiaTheme="majorEastAsia"/>
+      <w:color w:themeColor="text1" w:themeTint="A6" w:val="595959"/>
+      <w:spacing w:val="15"/>
+      <w:sz w:val="28"/>
+      <w:szCs w:val="28"/>
+    </w:rPr>
+  </w:style>
+  <w:style w:customStyle="1" w:styleId="Author" w:type="paragraph">
+    <w:name w:val="Author"/>
     <w:basedOn w:val="Title"/>
     <w:next w:val="BodyText"/>
     <w:qFormat/>
     <w:pPr>
       <w:keepNext/>
       <w:keepLines/>
-      <w:spacing w:after="240" w:before="240"/>
-      <w:jc w:val="center"/>
     </w:pPr>
     <w:rPr>
-      <w:sz w:val="30"/>
-      <w:szCs w:val="30"/>
+      <w:sz w:val="24"/>
+      <w:szCs w:val="24"/>
     </w:rPr>
   </w:style>
-  <w:style w:customStyle="1" w:styleId="Author" w:type="paragraph">
-    <w:name w:val="Author"/>
+  <w:style w:styleId="Date" w:type="paragraph">
+    <w:name w:val="Date"/>
+    <w:basedOn w:val="Title"/>
     <w:next w:val="BodyText"/>
     <w:qFormat/>
     <w:pPr>
       <w:keepNext/>
       <w:keepLines/>
-      <w:jc w:val="center"/>
     </w:pPr>
-  </w:style>
-  <w:style w:styleId="Date" w:type="paragraph">
-    <w:name w:val="Date"/>
-    <w:next w:val="BodyText"/>
-    <w:qFormat/>
-    <w:pPr>
-      <w:keepNext/>
-      <w:keepLines/>
-      <w:jc w:val="center"/>
-    </w:pPr>
+    <w:rPr>
+      <w:sz w:val="24"/>
+      <w:szCs w:val="24"/>
+    </w:rPr>
   </w:style>
   <w:style w:customStyle="1" w:styleId="AbstractTitle" w:type="paragraph">
     <w:name w:val="Abstract Title"/>
@@ -5831,7 +5903,6 @@
     </w:pPr>
     <w:rPr>
       <w:b/>
-      <w:color w:val="345A8A"/>
       <w:sz w:val="20"/>
       <w:szCs w:val="20"/>
     </w:rPr>
@@ -5860,191 +5931,321 @@
     <w:rPr/>
   </w:style>
   <w:style w:styleId="Heading1" w:type="paragraph">
-    <w:name w:val="Heading 1"/>
+    <w:name w:val="heading 1"/>
     <w:basedOn w:val="Normal"/>
     <w:next w:val="BodyText"/>
+    <w:link w:val="Heading1Char"/>
     <w:uiPriority w:val="9"/>
     <w:qFormat/>
+    <w:rsid w:val="00A10FD9"/>
     <w:pPr>
       <w:keepNext/>
       <w:keepLines/>
-      <w:spacing w:after="0" w:before="480"/>
+      <w:spacing w:after="80" w:before="360"/>
       <w:outlineLvl w:val="0"/>
     </w:pPr>
     <w:rPr>
       <w:rFonts w:asciiTheme="majorHAnsi" w:cstheme="majorBidi" w:eastAsiaTheme="majorEastAsia" w:hAnsiTheme="majorHAnsi"/>
-      <w:b/>
-      <w:bCs/>
-      <w:color w:themeColor="accent1" w:val="4F81BD"/>
-      <w:sz w:val="32"/>
-      <w:szCs w:val="32"/>
+      <w:color w:themeColor="accent1" w:themeShade="BF" w:val="0F4761"/>
+      <w:sz w:val="40"/>
+      <w:szCs w:val="40"/>
     </w:rPr>
   </w:style>
   <w:style w:styleId="Heading2" w:type="paragraph">
-    <w:name w:val="Heading 2"/>
+    <w:name w:val="heading 2"/>
     <w:basedOn w:val="Normal"/>
     <w:next w:val="BodyText"/>
+    <w:link w:val="Heading2Char"/>
     <w:uiPriority w:val="9"/>
+    <w:semiHidden/>
     <w:unhideWhenUsed/>
     <w:qFormat/>
+    <w:rsid w:val="00A10FD9"/>
     <w:pPr>
       <w:keepNext/>
       <w:keepLines/>
-      <w:spacing w:after="0" w:before="200"/>
+      <w:spacing w:after="80" w:before="160"/>
       <w:outlineLvl w:val="1"/>
     </w:pPr>
     <w:rPr>
       <w:rFonts w:asciiTheme="majorHAnsi" w:cstheme="majorBidi" w:eastAsiaTheme="majorEastAsia" w:hAnsiTheme="majorHAnsi"/>
-      <w:b/>
-      <w:bCs/>
-      <w:color w:themeColor="accent1" w:val="4F81BD"/>
+      <w:color w:themeColor="accent1" w:themeShade="BF" w:val="0F4761"/>
+      <w:sz w:val="32"/>
+      <w:szCs w:val="32"/>
+    </w:rPr>
+  </w:style>
+  <w:style w:styleId="Heading3" w:type="paragraph">
+    <w:name w:val="heading 3"/>
+    <w:basedOn w:val="Normal"/>
+    <w:next w:val="BodyText"/>
+    <w:link w:val="Heading3Char"/>
+    <w:uiPriority w:val="9"/>
+    <w:semiHidden/>
+    <w:unhideWhenUsed/>
+    <w:qFormat/>
+    <w:rsid w:val="00A10FD9"/>
+    <w:pPr>
+      <w:keepNext/>
+      <w:keepLines/>
+      <w:spacing w:after="80" w:before="160"/>
+      <w:outlineLvl w:val="2"/>
+    </w:pPr>
+    <w:rPr>
+      <w:rFonts w:cstheme="majorBidi" w:eastAsiaTheme="majorEastAsia"/>
+      <w:color w:themeColor="accent1" w:themeShade="BF" w:val="0F4761"/>
       <w:sz w:val="28"/>
       <w:szCs w:val="28"/>
     </w:rPr>
   </w:style>
-  <w:style w:styleId="Heading3" w:type="paragraph">
-    <w:name w:val="Heading 3"/>
+  <w:style w:styleId="Heading4" w:type="paragraph">
+    <w:name w:val="heading 4"/>
     <w:basedOn w:val="Normal"/>
     <w:next w:val="BodyText"/>
+    <w:link w:val="Heading4Char"/>
     <w:uiPriority w:val="9"/>
+    <w:semiHidden/>
     <w:unhideWhenUsed/>
     <w:qFormat/>
+    <w:rsid w:val="00A10FD9"/>
     <w:pPr>
       <w:keepNext/>
       <w:keepLines/>
-      <w:spacing w:after="0" w:before="200"/>
-      <w:outlineLvl w:val="2"/>
+      <w:spacing w:after="40" w:before="80"/>
+      <w:outlineLvl w:val="3"/>
     </w:pPr>
     <w:rPr>
-      <w:rFonts w:asciiTheme="majorHAnsi" w:cstheme="majorBidi" w:eastAsiaTheme="majorEastAsia" w:hAnsiTheme="majorHAnsi"/>
-      <w:b/>
-      <w:bCs/>
-      <w:color w:themeColor="accent1" w:val="4F81BD"/>
-      <w:sz w:val="24"/>
-      <w:szCs w:val="24"/>
+      <w:rFonts w:cstheme="majorBidi" w:eastAsiaTheme="majorEastAsia"/>
+      <w:i/>
+      <w:iCs/>
+      <w:color w:themeColor="accent1" w:themeShade="BF" w:val="0F4761"/>
     </w:rPr>
   </w:style>
-  <w:style w:styleId="Heading4" w:type="paragraph">
-    <w:name w:val="Heading 4"/>
+  <w:style w:styleId="Heading5" w:type="paragraph">
+    <w:name w:val="heading 5"/>
     <w:basedOn w:val="Normal"/>
     <w:next w:val="BodyText"/>
+    <w:link w:val="Heading5Char"/>
     <w:uiPriority w:val="9"/>
+    <w:semiHidden/>
     <w:unhideWhenUsed/>
     <w:qFormat/>
+    <w:rsid w:val="00A10FD9"/>
     <w:pPr>
       <w:keepNext/>
       <w:keepLines/>
-      <w:spacing w:after="0" w:before="200"/>
-      <w:outlineLvl w:val="3"/>
+      <w:spacing w:after="40" w:before="80"/>
+      <w:outlineLvl w:val="4"/>
     </w:pPr>
     <w:rPr>
-      <w:rFonts w:asciiTheme="majorHAnsi" w:cstheme="majorBidi" w:eastAsiaTheme="majorEastAsia" w:hAnsiTheme="majorHAnsi"/>
-      <w:bCs/>
-      <w:i/>
-      <w:color w:themeColor="accent1" w:val="4F81BD"/>
-      <w:sz w:val="24"/>
-      <w:szCs w:val="24"/>
+      <w:rFonts w:cstheme="majorBidi" w:eastAsiaTheme="majorEastAsia"/>
+      <w:color w:themeColor="accent1" w:themeShade="BF" w:val="0F4761"/>
     </w:rPr>
   </w:style>
-  <w:style w:styleId="Heading5" w:type="paragraph">
-    <w:name w:val="Heading 5"/>
+  <w:style w:styleId="Heading6" w:type="paragraph">
+    <w:name w:val="heading 6"/>
     <w:basedOn w:val="Normal"/>
     <w:next w:val="BodyText"/>
+    <w:link w:val="Heading6Char"/>
     <w:uiPriority w:val="9"/>
+    <w:semiHidden/>
     <w:unhideWhenUsed/>
     <w:qFormat/>
+    <w:rsid w:val="00A10FD9"/>
     <w:pPr>
       <w:keepNext/>
       <w:keepLines/>
-      <w:spacing w:after="0" w:before="200"/>
-      <w:outlineLvl w:val="4"/>
+      <w:spacing w:after="0" w:before="40"/>
+      <w:outlineLvl w:val="5"/>
     </w:pPr>
     <w:rPr>
-      <w:rFonts w:asciiTheme="majorHAnsi" w:cstheme="majorBidi" w:eastAsiaTheme="majorEastAsia" w:hAnsiTheme="majorHAnsi"/>
+      <w:rFonts w:cstheme="majorBidi" w:eastAsiaTheme="majorEastAsia"/>
+      <w:i/>
       <w:iCs/>
-      <w:color w:themeColor="accent1" w:val="4F81BD"/>
-      <w:sz w:val="24"/>
-      <w:szCs w:val="24"/>
+      <w:color w:themeColor="text1" w:themeTint="A6" w:val="595959"/>
     </w:rPr>
   </w:style>
-  <w:style w:styleId="Heading6" w:type="paragraph">
-    <w:name w:val="Heading 6"/>
+  <w:style w:styleId="Heading7" w:type="paragraph">
+    <w:name w:val="heading 7"/>
     <w:basedOn w:val="Normal"/>
     <w:next w:val="BodyText"/>
+    <w:link w:val="Heading7Char"/>
     <w:uiPriority w:val="9"/>
+    <w:semiHidden/>
     <w:unhideWhenUsed/>
     <w:qFormat/>
+    <w:rsid w:val="00A10FD9"/>
     <w:pPr>
       <w:keepNext/>
       <w:keepLines/>
-      <w:spacing w:after="0" w:before="200"/>
-      <w:outlineLvl w:val="5"/>
+      <w:spacing w:after="0" w:before="40"/>
+      <w:outlineLvl w:val="6"/>
     </w:pPr>
     <w:rPr>
-      <w:rFonts w:asciiTheme="majorHAnsi" w:cstheme="majorBidi" w:eastAsiaTheme="majorEastAsia" w:hAnsiTheme="majorHAnsi"/>
-      <w:color w:themeColor="accent1" w:val="4F81BD"/>
-      <w:sz w:val="24"/>
-      <w:szCs w:val="24"/>
+      <w:rFonts w:cstheme="majorBidi" w:eastAsiaTheme="majorEastAsia"/>
+      <w:color w:themeColor="text1" w:themeTint="A6" w:val="595959"/>
     </w:rPr>
   </w:style>
-  <w:style w:styleId="Heading7" w:type="paragraph">
-    <w:name w:val="Heading 7"/>
+  <w:style w:styleId="Heading8" w:type="paragraph">
+    <w:name w:val="heading 8"/>
     <w:basedOn w:val="Normal"/>
     <w:next w:val="BodyText"/>
+    <w:link w:val="Heading8Char"/>
     <w:uiPriority w:val="9"/>
+    <w:semiHidden/>
     <w:unhideWhenUsed/>
     <w:qFormat/>
+    <w:rsid w:val="00A10FD9"/>
     <w:pPr>
       <w:keepNext/>
       <w:keepLines/>
-      <w:spacing w:after="0" w:before="200"/>
-      <w:outlineLvl w:val="6"/>
+      <w:spacing w:after="0"/>
+      <w:outlineLvl w:val="7"/>
     </w:pPr>
     <w:rPr>
-      <w:rFonts w:asciiTheme="majorHAnsi" w:cstheme="majorBidi" w:eastAsiaTheme="majorEastAsia" w:hAnsiTheme="majorHAnsi"/>
-      <w:color w:themeColor="accent1" w:val="4F81BD"/>
-      <w:sz w:val="24"/>
-      <w:szCs w:val="24"/>
+      <w:rFonts w:cstheme="majorBidi" w:eastAsiaTheme="majorEastAsia"/>
+      <w:i/>
+      <w:iCs/>
+      <w:color w:themeColor="text1" w:themeTint="D8" w:val="272727"/>
     </w:rPr>
   </w:style>
-  <w:style w:styleId="Heading8" w:type="paragraph">
-    <w:name w:val="Heading 8"/>
+  <w:style w:styleId="Heading9" w:type="paragraph">
+    <w:name w:val="heading 9"/>
     <w:basedOn w:val="Normal"/>
     <w:next w:val="BodyText"/>
+    <w:link w:val="Heading9Char"/>
     <w:uiPriority w:val="9"/>
+    <w:semiHidden/>
     <w:unhideWhenUsed/>
     <w:qFormat/>
+    <w:rsid w:val="00A10FD9"/>
     <w:pPr>
       <w:keepNext/>
       <w:keepLines/>
-      <w:spacing w:after="0" w:before="200"/>
-      <w:outlineLvl w:val="7"/>
-    </w:pPr>
-    <w:rPr>
-      <w:rFonts w:asciiTheme="majorHAnsi" w:cstheme="majorBidi" w:eastAsiaTheme="majorEastAsia" w:hAnsiTheme="majorHAnsi"/>
-      <w:color w:themeColor="accent1" w:val="4F81BD"/>
-      <w:sz w:val="24"/>
-      <w:szCs w:val="24"/>
-    </w:rPr>
-  </w:style>
-  <w:style w:styleId="Heading9" w:type="paragraph">
-    <w:name w:val="Heading 9"/>
-    <w:basedOn w:val="Normal"/>
-    <w:next w:val="BodyText"/>
-    <w:uiPriority w:val="9"/>
-    <w:unhideWhenUsed/>
-    <w:qFormat/>
-    <w:pPr>
-      <w:keepNext/>
-      <w:keepLines/>
-      <w:spacing w:after="0" w:before="200"/>
+      <w:spacing w:after="0"/>
       <w:outlineLvl w:val="8"/>
     </w:pPr>
     <w:rPr>
+      <w:rFonts w:cstheme="majorBidi" w:eastAsiaTheme="majorEastAsia"/>
+      <w:color w:themeColor="text1" w:themeTint="D8" w:val="272727"/>
+    </w:rPr>
+  </w:style>
+  <w:style w:customStyle="1" w:styleId="Heading1Char" w:type="character">
+    <w:name w:val="Heading 1 Char"/>
+    <w:basedOn w:val="DefaultParagraphFont"/>
+    <w:link w:val="Heading1"/>
+    <w:uiPriority w:val="9"/>
+    <w:rsid w:val="00A10FD9"/>
+    <w:rPr>
       <w:rFonts w:asciiTheme="majorHAnsi" w:cstheme="majorBidi" w:eastAsiaTheme="majorEastAsia" w:hAnsiTheme="majorHAnsi"/>
-      <w:color w:themeColor="accent1" w:val="4F81BD"/>
-      <w:sz w:val="24"/>
-      <w:szCs w:val="24"/>
+      <w:color w:themeColor="accent1" w:themeShade="BF" w:val="0F4761"/>
+      <w:sz w:val="40"/>
+      <w:szCs w:val="40"/>
+    </w:rPr>
+  </w:style>
+  <w:style w:customStyle="1" w:styleId="Heading2Char" w:type="character">
+    <w:name w:val="Heading 2 Char"/>
+    <w:basedOn w:val="DefaultParagraphFont"/>
+    <w:link w:val="Heading2"/>
+    <w:uiPriority w:val="9"/>
+    <w:semiHidden/>
+    <w:rsid w:val="00A10FD9"/>
+    <w:rPr>
+      <w:rFonts w:asciiTheme="majorHAnsi" w:cstheme="majorBidi" w:eastAsiaTheme="majorEastAsia" w:hAnsiTheme="majorHAnsi"/>
+      <w:color w:themeColor="accent1" w:themeShade="BF" w:val="0F4761"/>
+      <w:sz w:val="32"/>
+      <w:szCs w:val="32"/>
+    </w:rPr>
+  </w:style>
+  <w:style w:customStyle="1" w:styleId="Heading3Char" w:type="character">
+    <w:name w:val="Heading 3 Char"/>
+    <w:basedOn w:val="DefaultParagraphFont"/>
+    <w:link w:val="Heading3"/>
+    <w:uiPriority w:val="9"/>
+    <w:semiHidden/>
+    <w:rsid w:val="00A10FD9"/>
+    <w:rPr>
+      <w:rFonts w:cstheme="majorBidi" w:eastAsiaTheme="majorEastAsia"/>
+      <w:color w:themeColor="accent1" w:themeShade="BF" w:val="0F4761"/>
+      <w:sz w:val="28"/>
+      <w:szCs w:val="28"/>
+    </w:rPr>
+  </w:style>
+  <w:style w:customStyle="1" w:styleId="Heading4Char" w:type="character">
+    <w:name w:val="Heading 4 Char"/>
+    <w:basedOn w:val="DefaultParagraphFont"/>
+    <w:link w:val="Heading4"/>
+    <w:uiPriority w:val="9"/>
+    <w:semiHidden/>
+    <w:rsid w:val="00A10FD9"/>
+    <w:rPr>
+      <w:rFonts w:cstheme="majorBidi" w:eastAsiaTheme="majorEastAsia"/>
+      <w:i/>
+      <w:iCs/>
+      <w:color w:themeColor="accent1" w:themeShade="BF" w:val="0F4761"/>
+    </w:rPr>
+  </w:style>
+  <w:style w:customStyle="1" w:styleId="Heading5Char" w:type="character">
+    <w:name w:val="Heading 5 Char"/>
+    <w:basedOn w:val="DefaultParagraphFont"/>
+    <w:link w:val="Heading5"/>
+    <w:uiPriority w:val="9"/>
+    <w:semiHidden/>
+    <w:rsid w:val="00A10FD9"/>
+    <w:rPr>
+      <w:rFonts w:cstheme="majorBidi" w:eastAsiaTheme="majorEastAsia"/>
+      <w:color w:themeColor="accent1" w:themeShade="BF" w:val="0F4761"/>
+    </w:rPr>
+  </w:style>
+  <w:style w:customStyle="1" w:styleId="Heading6Char" w:type="character">
+    <w:name w:val="Heading 6 Char"/>
+    <w:basedOn w:val="DefaultParagraphFont"/>
+    <w:link w:val="Heading6"/>
+    <w:uiPriority w:val="9"/>
+    <w:semiHidden/>
+    <w:rsid w:val="00A10FD9"/>
+    <w:rPr>
+      <w:rFonts w:cstheme="majorBidi" w:eastAsiaTheme="majorEastAsia"/>
+      <w:i/>
+      <w:iCs/>
+      <w:color w:themeColor="text1" w:themeTint="A6" w:val="595959"/>
+    </w:rPr>
+  </w:style>
+  <w:style w:customStyle="1" w:styleId="Heading7Char" w:type="character">
+    <w:name w:val="Heading 7 Char"/>
+    <w:basedOn w:val="DefaultParagraphFont"/>
+    <w:link w:val="Heading7"/>
+    <w:uiPriority w:val="9"/>
+    <w:semiHidden/>
+    <w:rsid w:val="00A10FD9"/>
+    <w:rPr>
+      <w:rFonts w:cstheme="majorBidi" w:eastAsiaTheme="majorEastAsia"/>
+      <w:color w:themeColor="text1" w:themeTint="A6" w:val="595959"/>
+    </w:rPr>
+  </w:style>
+  <w:style w:customStyle="1" w:styleId="Heading8Char" w:type="character">
+    <w:name w:val="Heading 8 Char"/>
+    <w:basedOn w:val="DefaultParagraphFont"/>
+    <w:link w:val="Heading8"/>
+    <w:uiPriority w:val="9"/>
+    <w:semiHidden/>
+    <w:rsid w:val="00A10FD9"/>
+    <w:rPr>
+      <w:rFonts w:cstheme="majorBidi" w:eastAsiaTheme="majorEastAsia"/>
+      <w:i/>
+      <w:iCs/>
+      <w:color w:themeColor="text1" w:themeTint="D8" w:val="272727"/>
+    </w:rPr>
+  </w:style>
+  <w:style w:customStyle="1" w:styleId="Heading9Char" w:type="character">
+    <w:name w:val="Heading 9 Char"/>
+    <w:basedOn w:val="DefaultParagraphFont"/>
+    <w:link w:val="Heading9"/>
+    <w:uiPriority w:val="9"/>
+    <w:semiHidden/>
+    <w:rsid w:val="00A10FD9"/>
+    <w:rPr>
+      <w:rFonts w:cstheme="majorBidi" w:eastAsiaTheme="majorEastAsia"/>
+      <w:color w:themeColor="text1" w:themeTint="D8" w:val="272727"/>
     </w:rPr>
   </w:style>
   <w:style w:styleId="BlockText" w:type="paragraph">
@@ -6069,8 +6270,8 @@
   </w:style>
   <w:style w:styleId="FootnoteBlockText" w:type="paragraph">
     <w:name w:val="Footnote Block Text"/>
-    <w:basedOn w:val="Footnote Text"/>
-    <w:next w:val="Footnote Text"/>
+    <w:basedOn w:val="FootnoteText"/>
+    <w:next w:val="FootnoteText"/>
     <w:uiPriority w:val="9"/>
     <w:unhideWhenUsed/>
     <w:qFormat/>
@@ -6100,13 +6301,6 @@
       </w:tblCellMar>
     </w:tblPr>
     <w:tblStylePr w:type="firstRow">
-      <w:tblPr>
-        <w:jc w:val="left"/>
-        <w:tblInd w:type="dxa" w:w="0"/>
-      </w:tblPr>
-      <w:trPr>
-        <w:jc w:val="left"/>
-      </w:trPr>
       <w:tcPr>
         <w:tcBorders>
           <w:bottom w:val="single"/>
@@ -6462,44 +6656,44 @@
         <a:sysClr val="window" lastClr="FFFFFF"/>
       </a:lt1>
       <a:dk2>
-        <a:srgbClr val="1F497D"/>
+        <a:srgbClr val="0E2841"/>
       </a:dk2>
       <a:lt2>
-        <a:srgbClr val="EEECE1"/>
+        <a:srgbClr val="E8E8E8"/>
       </a:lt2>
       <a:accent1>
-        <a:srgbClr val="4F81BD"/>
+        <a:srgbClr val="156082"/>
       </a:accent1>
       <a:accent2>
-        <a:srgbClr val="C0504D"/>
+        <a:srgbClr val="E97132"/>
       </a:accent2>
       <a:accent3>
-        <a:srgbClr val="9BBB59"/>
+        <a:srgbClr val="196B24"/>
       </a:accent3>
       <a:accent4>
-        <a:srgbClr val="8064A2"/>
+        <a:srgbClr val="0F9ED5"/>
       </a:accent4>
       <a:accent5>
-        <a:srgbClr val="4BACC6"/>
+        <a:srgbClr val="A02B93"/>
       </a:accent5>
       <a:accent6>
-        <a:srgbClr val="F79646"/>
+        <a:srgbClr val="4EA72E"/>
       </a:accent6>
       <a:hlink>
-        <a:srgbClr val="0000FF"/>
+        <a:srgbClr val="467886"/>
       </a:hlink>
       <a:folHlink>
-        <a:srgbClr val="800080"/>
+        <a:srgbClr val="96607D"/>
       </a:folHlink>
     </a:clrScheme>
     <a:fontScheme name="Office">
       <a:majorFont>
-        <a:latin typeface="Calibri"/>
+        <a:latin typeface="Aptos Display" panose="02110004020202020204"/>
         <a:ea typeface=""/>
         <a:cs typeface=""/>
-        <a:font script="Jpan" typeface="ＭＳ ゴシック"/>
+        <a:font script="Jpan" typeface="游ゴシック Light"/>
         <a:font script="Hang" typeface="맑은 고딕"/>
-        <a:font script="Hans" typeface="宋体"/>
+        <a:font script="Hans" typeface="等线 Light"/>
         <a:font script="Hant" typeface="新細明體"/>
         <a:font script="Arab" typeface="Times New Roman"/>
         <a:font script="Hebr" typeface="Times New Roman"/>
@@ -6526,14 +6720,32 @@
         <a:font script="Mong" typeface="Mongolian Baiti"/>
         <a:font script="Viet" typeface="Times New Roman"/>
         <a:font script="Uigh" typeface="Microsoft Uighur"/>
+        <a:font script="Geor" typeface="Sylfaen"/>
+        <a:font script="Armn" typeface="Arial"/>
+        <a:font script="Bugi" typeface="Leelawadee UI"/>
+        <a:font script="Bopo" typeface="Microsoft JhengHei"/>
+        <a:font script="Java" typeface="Javanese Text"/>
+        <a:font script="Lisu" typeface="Segoe UI"/>
+        <a:font script="Mymr" typeface="Myanmar Text"/>
+        <a:font script="Nkoo" typeface="Ebrima"/>
+        <a:font script="Olck" typeface="Nirmala UI"/>
+        <a:font script="Osma" typeface="Ebrima"/>
+        <a:font script="Phag" typeface="Phagspa"/>
+        <a:font script="Syrn" typeface="Estrangelo Edessa"/>
+        <a:font script="Syrj" typeface="Estrangelo Edessa"/>
+        <a:font script="Syre" typeface="Estrangelo Edessa"/>
+        <a:font script="Sora" typeface="Nirmala UI"/>
+        <a:font script="Tale" typeface="Microsoft Tai Le"/>
+        <a:font script="Talu" typeface="Microsoft New Tai Lue"/>
+        <a:font script="Tfng" typeface="Ebrima"/>
       </a:majorFont>
       <a:minorFont>
-        <a:latin typeface="Cambria"/>
+        <a:latin typeface="Aptos" panose="02110004020202020204"/>
         <a:ea typeface=""/>
         <a:cs typeface=""/>
-        <a:font script="Jpan" typeface="ＭＳ 明朝"/>
+        <a:font script="Jpan" typeface="游明朝"/>
         <a:font script="Hang" typeface="맑은 고딕"/>
-        <a:font script="Hans" typeface="宋体"/>
+        <a:font script="Hans" typeface="等线"/>
         <a:font script="Hant" typeface="新細明體"/>
         <a:font script="Arab" typeface="Arial"/>
         <a:font script="Hebr" typeface="Arial"/>
@@ -6560,6 +6772,24 @@
         <a:font script="Mong" typeface="Mongolian Baiti"/>
         <a:font script="Viet" typeface="Arial"/>
         <a:font script="Uigh" typeface="Microsoft Uighur"/>
+        <a:font script="Geor" typeface="Sylfaen"/>
+        <a:font script="Armn" typeface="Arial"/>
+        <a:font script="Bugi" typeface="Leelawadee UI"/>
+        <a:font script="Bopo" typeface="Microsoft JhengHei"/>
+        <a:font script="Java" typeface="Javanese Text"/>
+        <a:font script="Lisu" typeface="Segoe UI"/>
+        <a:font script="Mymr" typeface="Myanmar Text"/>
+        <a:font script="Nkoo" typeface="Ebrima"/>
+        <a:font script="Olck" typeface="Nirmala UI"/>
+        <a:font script="Osma" typeface="Ebrima"/>
+        <a:font script="Phag" typeface="Phagspa"/>
+        <a:font script="Syrn" typeface="Estrangelo Edessa"/>
+        <a:font script="Syrj" typeface="Estrangelo Edessa"/>
+        <a:font script="Syre" typeface="Estrangelo Edessa"/>
+        <a:font script="Sora" typeface="Nirmala UI"/>
+        <a:font script="Tale" typeface="Microsoft Tai Le"/>
+        <a:font script="Talu" typeface="Microsoft New Tai Lue"/>
+        <a:font script="Tfng" typeface="Ebrima"/>
       </a:minorFont>
     </a:fontScheme>
     <a:fmtScheme name="Office">
@@ -6571,200 +6801,141 @@
           <a:gsLst>
             <a:gs pos="0">
               <a:schemeClr val="phClr">
-                <a:tint val="50000"/>
-                <a:satMod val="300000"/>
+                <a:lumMod val="110000"/>
+                <a:satMod val="105000"/>
+                <a:tint val="67000"/>
               </a:schemeClr>
             </a:gs>
-            <a:gs pos="35000">
+            <a:gs pos="50000">
               <a:schemeClr val="phClr">
-                <a:tint val="37000"/>
-                <a:satMod val="300000"/>
+                <a:lumMod val="105000"/>
+                <a:satMod val="103000"/>
+                <a:tint val="73000"/>
               </a:schemeClr>
             </a:gs>
             <a:gs pos="100000">
               <a:schemeClr val="phClr">
-                <a:tint val="15000"/>
-                <a:satMod val="350000"/>
+                <a:lumMod val="105000"/>
+                <a:satMod val="109000"/>
+                <a:tint val="81000"/>
               </a:schemeClr>
             </a:gs>
           </a:gsLst>
-          <a:lin ang="16200000" scaled="1"/>
+          <a:lin ang="5400000" scaled="0"/>
         </a:gradFill>
         <a:gradFill rotWithShape="1">
           <a:gsLst>
             <a:gs pos="0">
               <a:schemeClr val="phClr">
-                <a:tint val="100000"/>
+                <a:satMod val="103000"/>
+                <a:lumMod val="102000"/>
+                <a:tint val="94000"/>
+              </a:schemeClr>
+            </a:gs>
+            <a:gs pos="50000">
+              <a:schemeClr val="phClr">
+                <a:satMod val="110000"/>
+                <a:lumMod val="100000"/>
                 <a:shade val="100000"/>
-                <a:satMod val="130000"/>
               </a:schemeClr>
             </a:gs>
             <a:gs pos="100000">
               <a:schemeClr val="phClr">
-                <a:tint val="50000"/>
-                <a:shade val="100000"/>
-                <a:satMod val="350000"/>
+                <a:lumMod val="99000"/>
+                <a:satMod val="120000"/>
+                <a:shade val="78000"/>
               </a:schemeClr>
             </a:gs>
           </a:gsLst>
-          <a:lin ang="16200000" scaled="0"/>
+          <a:lin ang="5400000" scaled="0"/>
         </a:gradFill>
       </a:fillStyleLst>
       <a:lnStyleLst>
-        <a:ln w="9525" cap="flat" cmpd="sng" algn="ctr">
-          <a:solidFill>
-            <a:schemeClr val="phClr">
-              <a:shade val="95000"/>
-              <a:satMod val="105000"/>
-            </a:schemeClr>
-          </a:solidFill>
-          <a:prstDash val="solid"/>
-        </a:ln>
-        <a:ln w="25400" cap="flat" cmpd="sng" algn="ctr">
+        <a:ln w="6350" cap="flat" cmpd="sng" algn="ctr">
           <a:solidFill>
             <a:schemeClr val="phClr"/>
           </a:solidFill>
           <a:prstDash val="solid"/>
+          <a:miter lim="800000"/>
         </a:ln>
-        <a:ln w="38100" cap="flat" cmpd="sng" algn="ctr">
+        <a:ln w="12700" cap="flat" cmpd="sng" algn="ctr">
           <a:solidFill>
             <a:schemeClr val="phClr"/>
           </a:solidFill>
           <a:prstDash val="solid"/>
+          <a:miter lim="800000"/>
+        </a:ln>
+        <a:ln w="19050" cap="flat" cmpd="sng" algn="ctr">
+          <a:solidFill>
+            <a:schemeClr val="phClr"/>
+          </a:solidFill>
+          <a:prstDash val="solid"/>
+          <a:miter lim="800000"/>
         </a:ln>
       </a:lnStyleLst>
       <a:effectStyleLst>
         <a:effectStyle>
+          <a:effectLst/>
+        </a:effectStyle>
+        <a:effectStyle>
+          <a:effectLst/>
+        </a:effectStyle>
+        <a:effectStyle>
           <a:effectLst>
-            <a:outerShdw blurRad="40000" dist="20000" dir="5400000" rotWithShape="0">
+            <a:outerShdw blurRad="57150" dist="19050" dir="5400000" algn="ctr" rotWithShape="0">
               <a:srgbClr val="000000">
-                <a:alpha val="38000"/>
+                <a:alpha val="63000"/>
               </a:srgbClr>
             </a:outerShdw>
           </a:effectLst>
-        </a:effectStyle>
-        <a:effectStyle>
-          <a:effectLst>
-            <a:outerShdw blurRad="40000" dist="23000" dir="5400000" rotWithShape="0">
-              <a:srgbClr val="000000">
-                <a:alpha val="35000"/>
-              </a:srgbClr>
-            </a:outerShdw>
-          </a:effectLst>
-        </a:effectStyle>
-        <a:effectStyle>
-          <a:effectLst>
-            <a:outerShdw blurRad="40000" dist="23000" dir="5400000" rotWithShape="0">
-              <a:srgbClr val="000000">
-                <a:alpha val="35000"/>
-              </a:srgbClr>
-            </a:outerShdw>
-          </a:effectLst>
-          <a:scene3d>
-            <a:camera prst="orthographicFront">
-              <a:rot lat="0" lon="0" rev="0"/>
-            </a:camera>
-            <a:lightRig rig="threePt" dir="t">
-              <a:rot lat="0" lon="0" rev="1200000"/>
-            </a:lightRig>
-          </a:scene3d>
-          <a:sp3d>
-            <a:bevelT w="63500" h="25400"/>
-          </a:sp3d>
         </a:effectStyle>
       </a:effectStyleLst>
       <a:bgFillStyleLst>
         <a:solidFill>
           <a:schemeClr val="phClr"/>
         </a:solidFill>
+        <a:solidFill>
+          <a:schemeClr val="phClr">
+            <a:tint val="95000"/>
+            <a:satMod val="170000"/>
+          </a:schemeClr>
+        </a:solidFill>
         <a:gradFill rotWithShape="1">
           <a:gsLst>
             <a:gs pos="0">
               <a:schemeClr val="phClr">
-                <a:tint val="40000"/>
-                <a:satMod val="350000"/>
+                <a:tint val="93000"/>
+                <a:satMod val="150000"/>
+                <a:shade val="98000"/>
+                <a:lumMod val="102000"/>
               </a:schemeClr>
             </a:gs>
-            <a:gs pos="40000">
+            <a:gs pos="50000">
               <a:schemeClr val="phClr">
-                <a:tint val="45000"/>
-                <a:shade val="99000"/>
-                <a:satMod val="350000"/>
+                <a:tint val="98000"/>
+                <a:satMod val="130000"/>
+                <a:shade val="90000"/>
+                <a:lumMod val="103000"/>
               </a:schemeClr>
             </a:gs>
             <a:gs pos="100000">
               <a:schemeClr val="phClr">
-                <a:shade val="20000"/>
-                <a:satMod val="255000"/>
+                <a:shade val="63000"/>
+                <a:satMod val="120000"/>
               </a:schemeClr>
             </a:gs>
           </a:gsLst>
-          <a:path path="circle">
-            <a:fillToRect l="50000" t="-80000" r="50000" b="180000"/>
-          </a:path>
-        </a:gradFill>
-        <a:gradFill rotWithShape="1">
-          <a:gsLst>
-            <a:gs pos="0">
-              <a:schemeClr val="phClr">
-                <a:tint val="80000"/>
-                <a:satMod val="300000"/>
-              </a:schemeClr>
-            </a:gs>
-            <a:gs pos="100000">
-              <a:schemeClr val="phClr">
-                <a:shade val="30000"/>
-                <a:satMod val="200000"/>
-              </a:schemeClr>
-            </a:gs>
-          </a:gsLst>
-          <a:path path="circle">
-            <a:fillToRect l="50000" t="50000" r="50000" b="50000"/>
-          </a:path>
+          <a:lin ang="5400000" scaled="0"/>
         </a:gradFill>
       </a:bgFillStyleLst>
     </a:fmtScheme>
   </a:themeElements>
-  <a:objectDefaults>
-    <a:spDef>
-      <a:spPr/>
-      <a:bodyPr/>
-      <a:lstStyle/>
-      <a:style>
-        <a:lnRef idx="1">
-          <a:schemeClr val="accent1"/>
-        </a:lnRef>
-        <a:fillRef idx="3">
-          <a:schemeClr val="accent1"/>
-        </a:fillRef>
-        <a:effectRef idx="2">
-          <a:schemeClr val="accent1"/>
-        </a:effectRef>
-        <a:fontRef idx="minor">
-          <a:schemeClr val="lt1"/>
-        </a:fontRef>
-      </a:style>
-    </a:spDef>
-    <a:lnDef>
-      <a:spPr/>
-      <a:bodyPr/>
-      <a:lstStyle/>
-      <a:style>
-        <a:lnRef idx="2">
-          <a:schemeClr val="accent1"/>
-        </a:lnRef>
-        <a:fillRef idx="0">
-          <a:schemeClr val="accent1"/>
-        </a:fillRef>
-        <a:effectRef idx="1">
-          <a:schemeClr val="accent1"/>
-        </a:effectRef>
-        <a:fontRef idx="minor">
-          <a:schemeClr val="tx1"/>
-        </a:fontRef>
-      </a:style>
-    </a:lnDef>
-  </a:objectDefaults>
+  <a:objectDefaults/>
   <a:extraClrSchemeLst/>
+  <a:extLst>
+    <a:ext uri="{05A4C25C-085E-4340-85A3-A5531E510DB2}">
+      <thm15:themeFamily xmlns:thm15="http://schemas.microsoft.com/office/thememl/2012/main" name="Office Theme" id="{2E142A2C-CD16-42D6-873A-C26D2A0506FA}" vid="{1BDDFF52-6CD6-40A5-AB3C-68EB2F1E4D0A}"/>
+    </a:ext>
+  </a:extLst>
 </a:theme>
 </file>